--- a/DEAD_Proposal.docx
+++ b/DEAD_Proposal.docx
@@ -1,6 +1,6 @@
 
 <file path=word/document.xml><?xml version="1.0" encoding="utf-8"?>
-<w:document xmlns:wpc="http://schemas.microsoft.com/office/word/2010/wordprocessingCanvas" xmlns:mc="http://schemas.openxmlformats.org/markup-compatibility/2006" xmlns:o="urn:schemas-microsoft-com:office:office" xmlns:r="http://schemas.openxmlformats.org/officeDocument/2006/relationships" xmlns:m="http://schemas.openxmlformats.org/officeDocument/2006/math" xmlns:v="urn:schemas-microsoft-com:vml" xmlns:wp14="http://schemas.microsoft.com/office/word/2010/wordprocessingDrawing" xmlns:wp="http://schemas.openxmlformats.org/drawingml/2006/wordprocessingDrawing" xmlns:w10="urn:schemas-microsoft-com:office:word" xmlns:w="http://schemas.openxmlformats.org/wordprocessingml/2006/main" xmlns:w14="http://schemas.microsoft.com/office/word/2010/wordml" xmlns:w15="http://schemas.microsoft.com/office/word/2012/wordml" xmlns:wpg="http://schemas.microsoft.com/office/word/2010/wordprocessingGroup" xmlns:wpi="http://schemas.microsoft.com/office/word/2010/wordprocessingInk" xmlns:wne="http://schemas.microsoft.com/office/word/2006/wordml" xmlns:wps="http://schemas.microsoft.com/office/word/2010/wordprocessingShape" xmlns:cx="http://schemas.microsoft.com/office/drawing/2014/chartex" xmlns:cx1="http://schemas.microsoft.com/office/drawing/2015/9/8/chartex" xmlns:cx2="http://schemas.microsoft.com/office/drawing/2015/10/21/chartex" xmlns:cx3="http://schemas.microsoft.com/office/drawing/2016/5/9/chartex" xmlns:cx4="http://schemas.microsoft.com/office/drawing/2016/5/10/chartex" xmlns:cx5="http://schemas.microsoft.com/office/drawing/2016/5/11/chartex" xmlns:cx6="http://schemas.microsoft.com/office/drawing/2016/5/12/chartex" xmlns:cx7="http://schemas.microsoft.com/office/drawing/2016/5/13/chartex" xmlns:cx8="http://schemas.microsoft.com/office/drawing/2016/5/14/chartex" xmlns:aink="http://schemas.microsoft.com/office/drawing/2016/ink" xmlns:am3d="http://schemas.microsoft.com/office/drawing/2017/model3d" xmlns:w16cex="http://schemas.microsoft.com/office/word/2018/wordml/cex" xmlns:w16cid="http://schemas.microsoft.com/office/word/2016/wordml/cid" xmlns:w16="http://schemas.microsoft.com/office/word/2018/wordml" xmlns:w16sdtdh="http://schemas.microsoft.com/office/word/2020/wordml/sdtdatahash" xmlns:w16se="http://schemas.microsoft.com/office/word/2015/wordml/symex" mc:Ignorable="w14 w15 wp14">
+<w:document xmlns:wpc="http://schemas.microsoft.com/office/word/2010/wordprocessingCanvas" xmlns:cx="http://schemas.microsoft.com/office/drawing/2014/chartex" xmlns:cx1="http://schemas.microsoft.com/office/drawing/2015/9/8/chartex" xmlns:cx2="http://schemas.microsoft.com/office/drawing/2015/10/21/chartex" xmlns:cx3="http://schemas.microsoft.com/office/drawing/2016/5/9/chartex" xmlns:cx4="http://schemas.microsoft.com/office/drawing/2016/5/10/chartex" xmlns:cx5="http://schemas.microsoft.com/office/drawing/2016/5/11/chartex" xmlns:cx6="http://schemas.microsoft.com/office/drawing/2016/5/12/chartex" xmlns:cx7="http://schemas.microsoft.com/office/drawing/2016/5/13/chartex" xmlns:cx8="http://schemas.microsoft.com/office/drawing/2016/5/14/chartex" xmlns:mc="http://schemas.openxmlformats.org/markup-compatibility/2006" xmlns:aink="http://schemas.microsoft.com/office/drawing/2016/ink" xmlns:am3d="http://schemas.microsoft.com/office/drawing/2017/model3d" xmlns:o="urn:schemas-microsoft-com:office:office" xmlns:oel="http://schemas.microsoft.com/office/2019/extlst" xmlns:r="http://schemas.openxmlformats.org/officeDocument/2006/relationships" xmlns:m="http://schemas.openxmlformats.org/officeDocument/2006/math" xmlns:v="urn:schemas-microsoft-com:vml" xmlns:wp14="http://schemas.microsoft.com/office/word/2010/wordprocessingDrawing" xmlns:wp="http://schemas.openxmlformats.org/drawingml/2006/wordprocessingDrawing" xmlns:w10="urn:schemas-microsoft-com:office:word" xmlns:w="http://schemas.openxmlformats.org/wordprocessingml/2006/main" xmlns:w14="http://schemas.microsoft.com/office/word/2010/wordml" xmlns:w15="http://schemas.microsoft.com/office/word/2012/wordml" xmlns:w16cex="http://schemas.microsoft.com/office/word/2018/wordml/cex" xmlns:w16cid="http://schemas.microsoft.com/office/word/2016/wordml/cid" xmlns:w16="http://schemas.microsoft.com/office/word/2018/wordml" xmlns:w16du="http://schemas.microsoft.com/office/word/2023/wordml/word16du" xmlns:w16sdtdh="http://schemas.microsoft.com/office/word/2020/wordml/sdtdatahash" xmlns:w16sdtfl="http://schemas.microsoft.com/office/word/2024/wordml/sdtformatlock" xmlns:w16se="http://schemas.microsoft.com/office/word/2015/wordml/symex" xmlns:wpg="http://schemas.microsoft.com/office/word/2010/wordprocessingGroup" xmlns:wpi="http://schemas.microsoft.com/office/word/2010/wordprocessingInk" xmlns:wne="http://schemas.microsoft.com/office/word/2006/wordml" xmlns:wps="http://schemas.microsoft.com/office/word/2010/wordprocessingShape" mc:Ignorable="w14 w15 w16se w16cid w16 w16cex w16sdtdh w16sdtfl w16du wp14">
   <w:body>
     <w:p>
       <w:pPr>
@@ -14,7 +14,7 @@
           <w:sz w:val="34"/>
           <w:szCs w:val="34"/>
         </w:rPr>
-        <w:t xml:space="preserve">Analysis Proposal</w:t>
+        <w:t>Analysis Proposal</w:t>
       </w:r>
     </w:p>
     <w:p>
@@ -27,7 +27,25 @@
           <w:sz w:val="19"/>
           <w:szCs w:val="19"/>
         </w:rPr>
-        <w:t xml:space="preserve">Prepared for Drinking Excess Alcohol is Dangerous (DEAD)  •  Prepared by Otis Hunt</w:t>
+        <w:t>Prepared for Drinking Excess Alcohol is Dangerous (</w:t>
+      </w:r>
+      <w:proofErr w:type="gramStart"/>
+      <w:r>
+        <w:rPr>
+          <w:color w:val="595959"/>
+          <w:sz w:val="19"/>
+          <w:szCs w:val="19"/>
+        </w:rPr>
+        <w:t>DEAD)  •</w:t>
+      </w:r>
+      <w:proofErr w:type="gramEnd"/>
+      <w:r>
+        <w:rPr>
+          <w:color w:val="595959"/>
+          <w:sz w:val="19"/>
+          <w:szCs w:val="19"/>
+        </w:rPr>
+        <w:t xml:space="preserve">  Prepared by Otis Hunt</w:t>
       </w:r>
     </w:p>
     <w:p>
@@ -35,19 +53,13 @@
         <w:spacing w:after="120"/>
       </w:pPr>
       <w:r>
-        <w:rPr>
-          <w:i w:val="false"/>
-          <w:iCs w:val="false"/>
-          <w:sz w:val="20"/>
-          <w:szCs w:val="20"/>
-        </w:rPr>
-        <w:t xml:space="preserve">DEAD has asked us to help identify what drives higher or lower alcohol purchasing across Iowa, so that campaigns can be timed to when they will have the most impact. Having already tested and ruled out day-to-day weather as a meaningful driver, we propose focusing this phase of the analysis on calendar occasions — holidays, the Iowa State Fair, and Iowa Hawkeyes / Iowa State Cyclones home football games — which are known in advance and can be planned around.</w:t>
+        <w:t>DEAD has asked us to help identify what drives higher or lower alcohol purchasing across Iowa, so that campaigns can be timed to when they will have the most impact. Having already tested and ruled out day-to-day weather as a meaningful driver, we propose focusing this phase of the analysis on calendar occasions — holidays, the Iowa State Fair, and Iowa Hawkeyes / Iowa State Cyclones home football games — which are known in advance and can be planned around.</w:t>
       </w:r>
     </w:p>
     <w:p>
       <w:pPr>
         <w:pStyle w:val="Heading2"/>
-        <w:spacing w:after="80" w:before="220"/>
+        <w:spacing w:before="220" w:after="80"/>
       </w:pPr>
       <w:r>
         <w:rPr>
@@ -57,7 +69,7 @@
           <w:sz w:val="24"/>
           <w:szCs w:val="24"/>
         </w:rPr>
-        <w:t xml:space="preserve">Data &amp; Wrangling Plan</w:t>
+        <w:t>Data &amp; Wrangling Plan</w:t>
       </w:r>
     </w:p>
     <w:p>
@@ -65,13 +77,15 @@
         <w:spacing w:after="120"/>
       </w:pPr>
       <w:r>
-        <w:rPr>
-          <w:i w:val="false"/>
-          <w:iCs w:val="false"/>
-          <w:sz w:val="20"/>
-          <w:szCs w:val="20"/>
-        </w:rPr>
-        <w:t xml:space="preserve">The core dataset is the state’s Iowa liquor order records, 2022 through 2026. An early data-quality check showed that order dates are overwhelmingly concentrated on weekdays, which tells us this reflects when retailers restock through the state distribution system, not when a consumer buys a drink. To work around this, we aggregate to a weekly grain (Monday–Sunday) rather than daily, separately for the statewide total and for the two largest college markets (Iowa City, Ames), so a campus-specific football effect isn’t averaged away in a statewide number.</w:t>
+        <w:t xml:space="preserve">The core dataset is the state’s Iowa liquor order records, 2022 through 2026. An early data-quality check showed that order dates are overwhelmingly concentrated on weekdays, which tells us this reflects when retailers </w:t>
+      </w:r>
+      <w:proofErr w:type="gramStart"/>
+      <w:r>
+        <w:t>restock</w:t>
+      </w:r>
+      <w:proofErr w:type="gramEnd"/>
+      <w:r>
+        <w:t xml:space="preserve"> through the state distribution system, not when a consumer buys a drink. To work around this, we aggregate to a weekly grain (Monday–Sunday) rather than daily, separately for the statewide total and for the two largest college markets (Iowa City, Ames), so a campus-specific football effect isn’t averaged away in a statewide number.</w:t>
       </w:r>
     </w:p>
     <w:p>
@@ -79,46 +93,59 @@
         <w:spacing w:after="120"/>
       </w:pPr>
       <w:r>
-        <w:rPr>
-          <w:i w:val="false"/>
-          <w:iCs w:val="false"/>
-          <w:sz w:val="20"/>
-          <w:szCs w:val="20"/>
-        </w:rPr>
-        <w:t xml:space="preserve">We are building a companion calendar-events table alongside it: fixed and rule-based holidays computed directly (so the logic holds for any year), plus Super Bowl Sunday, Iowa State Fair dates, and home-game schedules pulled from public sources. Each event becomes a weekly indicator — did this week contain the occasion — which merges cleanly onto the sales panel.</w:t>
+        <w:t xml:space="preserve">We are building a companion calendar-events table alongside it: fixed and rule-based holidays computed directly (so the logic holds for any year), plus Super Bowl Sunday, Iowa State Fair dates, and home-game schedules pulled from public sources. Each event becomes a weekly indicator — did this week </w:t>
+      </w:r>
+      <w:proofErr w:type="gramStart"/>
+      <w:r>
+        <w:t>contain</w:t>
+      </w:r>
+      <w:proofErr w:type="gramEnd"/>
+      <w:r>
+        <w:t xml:space="preserve"> the occasion — which merges cleanly onto the sales panel.</w:t>
       </w:r>
     </w:p>
     <w:tbl>
       <w:tblPr>
-        <w:tblW w:type="dxa" w:w="10080"/>
+        <w:tblW w:w="10080" w:type="dxa"/>
         <w:tblBorders>
-          <w:top w:val="single" w:color="auto" w:sz="4"/>
-          <w:left w:val="single" w:color="auto" w:sz="4"/>
-          <w:bottom w:val="single" w:color="auto" w:sz="4"/>
-          <w:right w:val="single" w:color="auto" w:sz="4"/>
-          <w:insideH w:val="single" w:color="auto" w:sz="4"/>
-          <w:insideV w:val="single" w:color="auto" w:sz="4"/>
+          <w:top w:val="single" w:sz="4" w:space="0" w:color="auto"/>
+          <w:left w:val="single" w:sz="4" w:space="0" w:color="auto"/>
+          <w:bottom w:val="single" w:sz="4" w:space="0" w:color="auto"/>
+          <w:right w:val="single" w:sz="4" w:space="0" w:color="auto"/>
+          <w:insideH w:val="single" w:sz="4" w:space="0" w:color="auto"/>
+          <w:insideV w:val="single" w:sz="4" w:space="0" w:color="auto"/>
         </w:tblBorders>
+        <w:tblCellMar>
+          <w:left w:w="10" w:type="dxa"/>
+          <w:right w:w="10" w:type="dxa"/>
+        </w:tblCellMar>
+        <w:tblLook w:val="04A0" w:firstRow="1" w:lastRow="0" w:firstColumn="1" w:lastColumn="0" w:noHBand="0" w:noVBand="1"/>
       </w:tblPr>
       <w:tblGrid>
-        <w:gridCol w:w="1900"/>
-        <w:gridCol w:w="2000"/>
-        <w:gridCol w:w="2760"/>
-        <w:gridCol w:w="2700"/>
+        <w:gridCol w:w="2046"/>
+        <w:gridCol w:w="2154"/>
+        <w:gridCol w:w="2972"/>
+        <w:gridCol w:w="2908"/>
       </w:tblGrid>
       <w:tr>
+        <w:tblPrEx>
+          <w:tblCellMar>
+            <w:top w:w="0" w:type="dxa"/>
+            <w:bottom w:w="0" w:type="dxa"/>
+          </w:tblCellMar>
+        </w:tblPrEx>
         <w:trPr>
           <w:tblHeader/>
         </w:trPr>
         <w:tc>
           <w:tcPr>
-            <w:tcW w:type="dxa" w:w="1900"/>
-            <w:shd w:fill="1F3864" w:color="auto" w:val="clear"/>
+            <w:tcW w:w="1900" w:type="dxa"/>
+            <w:shd w:val="clear" w:color="auto" w:fill="1F3864"/>
             <w:tcMar>
-              <w:top w:type="dxa" w:w="60"/>
-              <w:left w:type="dxa" w:w="100"/>
-              <w:bottom w:type="dxa" w:w="60"/>
-              <w:right w:type="dxa" w:w="100"/>
+              <w:top w:w="60" w:type="dxa"/>
+              <w:left w:w="100" w:type="dxa"/>
+              <w:bottom w:w="60" w:type="dxa"/>
+              <w:right w:w="100" w:type="dxa"/>
             </w:tcMar>
             <w:vAlign w:val="center"/>
           </w:tcPr>
@@ -131,19 +158,19 @@
                 <w:sz w:val="18"/>
                 <w:szCs w:val="18"/>
               </w:rPr>
-              <w:t xml:space="preserve">Dataset</w:t>
+              <w:t>Dataset</w:t>
             </w:r>
           </w:p>
         </w:tc>
         <w:tc>
           <w:tcPr>
-            <w:tcW w:type="dxa" w:w="2000"/>
-            <w:shd w:fill="1F3864" w:color="auto" w:val="clear"/>
+            <w:tcW w:w="2000" w:type="dxa"/>
+            <w:shd w:val="clear" w:color="auto" w:fill="1F3864"/>
             <w:tcMar>
-              <w:top w:type="dxa" w:w="60"/>
-              <w:left w:type="dxa" w:w="100"/>
-              <w:bottom w:type="dxa" w:w="60"/>
-              <w:right w:type="dxa" w:w="100"/>
+              <w:top w:w="60" w:type="dxa"/>
+              <w:left w:w="100" w:type="dxa"/>
+              <w:bottom w:w="60" w:type="dxa"/>
+              <w:right w:w="100" w:type="dxa"/>
             </w:tcMar>
             <w:vAlign w:val="center"/>
           </w:tcPr>
@@ -156,19 +183,19 @@
                 <w:sz w:val="18"/>
                 <w:szCs w:val="18"/>
               </w:rPr>
-              <w:t xml:space="preserve">Grain</w:t>
+              <w:t>Grain</w:t>
             </w:r>
           </w:p>
         </w:tc>
         <w:tc>
           <w:tcPr>
-            <w:tcW w:type="dxa" w:w="2760"/>
-            <w:shd w:fill="1F3864" w:color="auto" w:val="clear"/>
+            <w:tcW w:w="2760" w:type="dxa"/>
+            <w:shd w:val="clear" w:color="auto" w:fill="1F3864"/>
             <w:tcMar>
-              <w:top w:type="dxa" w:w="60"/>
-              <w:left w:type="dxa" w:w="100"/>
-              <w:bottom w:type="dxa" w:w="60"/>
-              <w:right w:type="dxa" w:w="100"/>
+              <w:top w:w="60" w:type="dxa"/>
+              <w:left w:w="100" w:type="dxa"/>
+              <w:bottom w:w="60" w:type="dxa"/>
+              <w:right w:w="100" w:type="dxa"/>
             </w:tcMar>
             <w:vAlign w:val="center"/>
           </w:tcPr>
@@ -181,19 +208,19 @@
                 <w:sz w:val="18"/>
                 <w:szCs w:val="18"/>
               </w:rPr>
-              <w:t xml:space="preserve">Source</w:t>
+              <w:t>Source</w:t>
             </w:r>
           </w:p>
         </w:tc>
         <w:tc>
           <w:tcPr>
-            <w:tcW w:type="dxa" w:w="2700"/>
-            <w:shd w:fill="1F3864" w:color="auto" w:val="clear"/>
+            <w:tcW w:w="2700" w:type="dxa"/>
+            <w:shd w:val="clear" w:color="auto" w:fill="1F3864"/>
             <w:tcMar>
-              <w:top w:type="dxa" w:w="60"/>
-              <w:left w:type="dxa" w:w="100"/>
-              <w:bottom w:type="dxa" w:w="60"/>
-              <w:right w:type="dxa" w:w="100"/>
+              <w:top w:w="60" w:type="dxa"/>
+              <w:left w:w="100" w:type="dxa"/>
+              <w:bottom w:w="60" w:type="dxa"/>
+              <w:right w:w="100" w:type="dxa"/>
             </w:tcMar>
             <w:vAlign w:val="center"/>
           </w:tcPr>
@@ -206,203 +233,199 @@
                 <w:sz w:val="18"/>
                 <w:szCs w:val="18"/>
               </w:rPr>
-              <w:t xml:space="preserve">Role in analysis</w:t>
+              <w:t>Role in analysis</w:t>
             </w:r>
           </w:p>
         </w:tc>
       </w:tr>
       <w:tr>
+        <w:tblPrEx>
+          <w:tblCellMar>
+            <w:top w:w="0" w:type="dxa"/>
+            <w:bottom w:w="0" w:type="dxa"/>
+          </w:tblCellMar>
+        </w:tblPrEx>
         <w:tc>
           <w:tcPr>
-            <w:tcW w:type="dxa" w:w="1900"/>
+            <w:tcW w:w="1900" w:type="dxa"/>
             <w:tcMar>
-              <w:top w:type="dxa" w:w="60"/>
-              <w:left w:type="dxa" w:w="100"/>
-              <w:bottom w:type="dxa" w:w="60"/>
-              <w:right w:type="dxa" w:w="100"/>
+              <w:top w:w="60" w:type="dxa"/>
+              <w:left w:w="100" w:type="dxa"/>
+              <w:bottom w:w="60" w:type="dxa"/>
+              <w:right w:w="100" w:type="dxa"/>
             </w:tcMar>
             <w:vAlign w:val="center"/>
           </w:tcPr>
           <w:p>
             <w:r>
               <w:rPr>
-                <w:b w:val="false"/>
-                <w:bCs w:val="false"/>
                 <w:color w:val="000000"/>
                 <w:sz w:val="18"/>
                 <w:szCs w:val="18"/>
               </w:rPr>
-              <w:t xml:space="preserve">Iowa liquor wholesale orders</w:t>
+              <w:t>Iowa liquor wholesale orders</w:t>
             </w:r>
           </w:p>
         </w:tc>
         <w:tc>
           <w:tcPr>
-            <w:tcW w:type="dxa" w:w="2000"/>
+            <w:tcW w:w="2000" w:type="dxa"/>
             <w:tcMar>
-              <w:top w:type="dxa" w:w="60"/>
-              <w:left w:type="dxa" w:w="100"/>
-              <w:bottom w:type="dxa" w:w="60"/>
-              <w:right w:type="dxa" w:w="100"/>
+              <w:top w:w="60" w:type="dxa"/>
+              <w:left w:w="100" w:type="dxa"/>
+              <w:bottom w:w="60" w:type="dxa"/>
+              <w:right w:w="100" w:type="dxa"/>
             </w:tcMar>
             <w:vAlign w:val="center"/>
           </w:tcPr>
           <w:p>
             <w:r>
               <w:rPr>
-                <w:b w:val="false"/>
-                <w:bCs w:val="false"/>
                 <w:color w:val="000000"/>
                 <w:sz w:val="18"/>
                 <w:szCs w:val="18"/>
               </w:rPr>
-              <w:t xml:space="preserve">Transaction-level, 2022–2026 (~13.2M rows)</w:t>
+              <w:t>Transaction-level, 2022–2026 (~13.2M rows)</w:t>
             </w:r>
           </w:p>
         </w:tc>
         <w:tc>
           <w:tcPr>
-            <w:tcW w:type="dxa" w:w="2760"/>
+            <w:tcW w:w="2760" w:type="dxa"/>
             <w:tcMar>
-              <w:top w:type="dxa" w:w="60"/>
-              <w:left w:type="dxa" w:w="100"/>
-              <w:bottom w:type="dxa" w:w="60"/>
-              <w:right w:type="dxa" w:w="100"/>
+              <w:top w:w="60" w:type="dxa"/>
+              <w:left w:w="100" w:type="dxa"/>
+              <w:bottom w:w="60" w:type="dxa"/>
+              <w:right w:w="100" w:type="dxa"/>
             </w:tcMar>
             <w:vAlign w:val="center"/>
           </w:tcPr>
           <w:p>
             <w:r>
               <w:rPr>
-                <w:b w:val="false"/>
-                <w:bCs w:val="false"/>
                 <w:color w:val="000000"/>
                 <w:sz w:val="18"/>
                 <w:szCs w:val="18"/>
               </w:rPr>
-              <w:t xml:space="preserve">State of Iowa liquor distribution records</w:t>
+              <w:t>State of Iowa liquor distribution records</w:t>
             </w:r>
           </w:p>
         </w:tc>
         <w:tc>
           <w:tcPr>
-            <w:tcW w:type="dxa" w:w="2700"/>
+            <w:tcW w:w="2700" w:type="dxa"/>
             <w:tcMar>
-              <w:top w:type="dxa" w:w="60"/>
-              <w:left w:type="dxa" w:w="100"/>
-              <w:bottom w:type="dxa" w:w="60"/>
-              <w:right w:type="dxa" w:w="100"/>
+              <w:top w:w="60" w:type="dxa"/>
+              <w:left w:w="100" w:type="dxa"/>
+              <w:bottom w:w="60" w:type="dxa"/>
+              <w:right w:w="100" w:type="dxa"/>
             </w:tcMar>
             <w:vAlign w:val="center"/>
           </w:tcPr>
           <w:p>
             <w:r>
               <w:rPr>
-                <w:b w:val="false"/>
-                <w:bCs w:val="false"/>
                 <w:color w:val="000000"/>
                 <w:sz w:val="18"/>
                 <w:szCs w:val="18"/>
               </w:rPr>
-              <w:t xml:space="preserve">Aggregated to weekly ordering volume, statewide and by city</w:t>
+              <w:t>Aggregated to weekly ordering volume, statewide and by city</w:t>
             </w:r>
           </w:p>
         </w:tc>
       </w:tr>
       <w:tr>
+        <w:tblPrEx>
+          <w:tblCellMar>
+            <w:top w:w="0" w:type="dxa"/>
+            <w:bottom w:w="0" w:type="dxa"/>
+          </w:tblCellMar>
+        </w:tblPrEx>
         <w:tc>
           <w:tcPr>
-            <w:tcW w:type="dxa" w:w="1900"/>
+            <w:tcW w:w="1900" w:type="dxa"/>
             <w:tcMar>
-              <w:top w:type="dxa" w:w="60"/>
-              <w:left w:type="dxa" w:w="100"/>
-              <w:bottom w:type="dxa" w:w="60"/>
-              <w:right w:type="dxa" w:w="100"/>
+              <w:top w:w="60" w:type="dxa"/>
+              <w:left w:w="100" w:type="dxa"/>
+              <w:bottom w:w="60" w:type="dxa"/>
+              <w:right w:w="100" w:type="dxa"/>
             </w:tcMar>
             <w:vAlign w:val="center"/>
           </w:tcPr>
           <w:p>
             <w:r>
               <w:rPr>
-                <w:b w:val="false"/>
-                <w:bCs w:val="false"/>
                 <w:color w:val="000000"/>
                 <w:sz w:val="18"/>
                 <w:szCs w:val="18"/>
               </w:rPr>
-              <w:t xml:space="preserve">Calendar events</w:t>
+              <w:t>Calendar events</w:t>
             </w:r>
           </w:p>
         </w:tc>
         <w:tc>
           <w:tcPr>
-            <w:tcW w:type="dxa" w:w="2000"/>
+            <w:tcW w:w="2000" w:type="dxa"/>
             <w:tcMar>
-              <w:top w:type="dxa" w:w="60"/>
-              <w:left w:type="dxa" w:w="100"/>
-              <w:bottom w:type="dxa" w:w="60"/>
-              <w:right w:type="dxa" w:w="100"/>
+              <w:top w:w="60" w:type="dxa"/>
+              <w:left w:w="100" w:type="dxa"/>
+              <w:bottom w:w="60" w:type="dxa"/>
+              <w:right w:w="100" w:type="dxa"/>
             </w:tcMar>
             <w:vAlign w:val="center"/>
           </w:tcPr>
           <w:p>
             <w:r>
               <w:rPr>
-                <w:b w:val="false"/>
-                <w:bCs w:val="false"/>
                 <w:color w:val="000000"/>
                 <w:sz w:val="18"/>
                 <w:szCs w:val="18"/>
               </w:rPr>
-              <w:t xml:space="preserve">Daily, 2022–2026</w:t>
+              <w:t>Daily, 2022–2026</w:t>
             </w:r>
           </w:p>
         </w:tc>
         <w:tc>
           <w:tcPr>
-            <w:tcW w:type="dxa" w:w="2760"/>
+            <w:tcW w:w="2760" w:type="dxa"/>
             <w:tcMar>
-              <w:top w:type="dxa" w:w="60"/>
-              <w:left w:type="dxa" w:w="100"/>
-              <w:bottom w:type="dxa" w:w="60"/>
-              <w:right w:type="dxa" w:w="100"/>
+              <w:top w:w="60" w:type="dxa"/>
+              <w:left w:w="100" w:type="dxa"/>
+              <w:bottom w:w="60" w:type="dxa"/>
+              <w:right w:w="100" w:type="dxa"/>
             </w:tcMar>
             <w:vAlign w:val="center"/>
           </w:tcPr>
           <w:p>
             <w:r>
               <w:rPr>
-                <w:b w:val="false"/>
-                <w:bCs w:val="false"/>
                 <w:color w:val="000000"/>
                 <w:sz w:val="18"/>
                 <w:szCs w:val="18"/>
               </w:rPr>
-              <w:t xml:space="preserve">Computed (fixed &amp; rule-based holidays); Super Bowl / Iowa State Fair dates and Hawkeyes / Cyclones home-game schedules from public sources</w:t>
+              <w:t>Computed (fixed &amp; rule-based holidays); Super Bowl / Iowa State Fair dates and Hawkeyes / Cyclones home-game schedules from public sources</w:t>
             </w:r>
           </w:p>
         </w:tc>
         <w:tc>
           <w:tcPr>
-            <w:tcW w:type="dxa" w:w="2700"/>
+            <w:tcW w:w="2700" w:type="dxa"/>
             <w:tcMar>
-              <w:top w:type="dxa" w:w="60"/>
-              <w:left w:type="dxa" w:w="100"/>
-              <w:bottom w:type="dxa" w:w="60"/>
-              <w:right w:type="dxa" w:w="100"/>
+              <w:top w:w="60" w:type="dxa"/>
+              <w:left w:w="100" w:type="dxa"/>
+              <w:bottom w:w="60" w:type="dxa"/>
+              <w:right w:w="100" w:type="dxa"/>
             </w:tcMar>
             <w:vAlign w:val="center"/>
           </w:tcPr>
           <w:p>
             <w:r>
               <w:rPr>
-                <w:b w:val="false"/>
-                <w:bCs w:val="false"/>
                 <w:color w:val="000000"/>
                 <w:sz w:val="18"/>
                 <w:szCs w:val="18"/>
               </w:rPr>
-              <w:t xml:space="preserve">Converted to weekly “event occurred this week” indicators</w:t>
+              <w:t>Converted to weekly “event occurred this week” indicators</w:t>
             </w:r>
           </w:p>
         </w:tc>
@@ -410,26 +433,8 @@
     </w:tbl>
     <w:p>
       <w:pPr>
-        <w:spacing w:after="140" w:before="40"/>
-        <w:ind w:left="260"/>
-      </w:pPr>
-      <w:r>
-        <w:rPr>
-          <w:i/>
-          <w:iCs/>
-          <w:color w:val="595959"/>
-          <w:sz w:val="18"/>
-          <w:szCs w:val="18"/>
-        </w:rPr>
-        <w:t xml:space="preserve">Suggested figure: a two-panel line chart of weekly statewide order volume over 2022–2026, with major holidays and home-game weeks annotated, to visually motivate which occasions merit formal testing.</w:t>
-      </w:r>
-    </w:p>
-    <w:p>
-      <w:pPr>
         <w:pStyle w:val="Heading2"/>
-        <w:spacing w:after="80" w:before="220"/>
-      </w:pPr>
-      <w:r>
+        <w:spacing w:before="220" w:after="80"/>
         <w:rPr>
           <w:b/>
           <w:bCs/>
@@ -437,57 +442,63 @@
           <w:sz w:val="24"/>
           <w:szCs w:val="24"/>
         </w:rPr>
-        <w:t xml:space="preserve">Modeling Approach &amp; Validation</w:t>
+      </w:pPr>
+      <w:r>
+        <w:rPr>
+          <w:b/>
+          <w:bCs/>
+          <w:noProof/>
+          <w:color w:val="1F3864"/>
+          <w:sz w:val="24"/>
+          <w:szCs w:val="24"/>
+        </w:rPr>
+        <w:drawing>
+          <wp:inline distT="0" distB="0" distL="0" distR="0" wp14:anchorId="417212EE" wp14:editId="454853FB">
+            <wp:extent cx="6149340" cy="4245974"/>
+            <wp:effectExtent l="0" t="0" r="3810" b="2540"/>
+            <wp:docPr id="198142018" name="Picture 2"/>
+            <wp:cNvGraphicFramePr>
+              <a:graphicFrameLocks xmlns:a="http://schemas.openxmlformats.org/drawingml/2006/main" noChangeAspect="1"/>
+            </wp:cNvGraphicFramePr>
+            <a:graphic xmlns:a="http://schemas.openxmlformats.org/drawingml/2006/main">
+              <a:graphicData uri="http://schemas.openxmlformats.org/drawingml/2006/picture">
+                <pic:pic xmlns:pic="http://schemas.openxmlformats.org/drawingml/2006/picture">
+                  <pic:nvPicPr>
+                    <pic:cNvPr id="198142018" name="Picture 198142018"/>
+                    <pic:cNvPicPr/>
+                  </pic:nvPicPr>
+                  <pic:blipFill>
+                    <a:blip r:embed="rId5" cstate="print">
+                      <a:extLst>
+                        <a:ext uri="{28A0092B-C50C-407E-A947-70E740481C1C}">
+                          <a14:useLocalDpi xmlns:a14="http://schemas.microsoft.com/office/drawing/2010/main" val="0"/>
+                        </a:ext>
+                      </a:extLst>
+                    </a:blip>
+                    <a:stretch>
+                      <a:fillRect/>
+                    </a:stretch>
+                  </pic:blipFill>
+                  <pic:spPr>
+                    <a:xfrm>
+                      <a:off x="0" y="0"/>
+                      <a:ext cx="6190850" cy="4274635"/>
+                    </a:xfrm>
+                    <a:prstGeom prst="rect">
+                      <a:avLst/>
+                    </a:prstGeom>
+                  </pic:spPr>
+                </pic:pic>
+              </a:graphicData>
+            </a:graphic>
+          </wp:inline>
+        </w:drawing>
       </w:r>
     </w:p>
     <w:p>
       <w:pPr>
-        <w:spacing w:after="120"/>
-      </w:pPr>
-      <w:r>
-        <w:rPr>
-          <w:i w:val="false"/>
-          <w:iCs w:val="false"/>
-          <w:sz w:val="20"/>
-          <w:szCs w:val="20"/>
-        </w:rPr>
-        <w:t xml:space="preserve">The observational unit is one week within one geography (statewide, Iowa City, or Ames); the target variable is the log of total bottles ordered that week, log-transformed because sales volume is highly right-skewed. We plan to fit linear regression models only — no ensemble or black-box methods — so every coefficient has a direct, defensible interpretation for a non-technical client: each model regresses log weekly volume on a linear time trend, calendar-month fixed effects (to absorb ordinary seasonality), and a set of event/game indicators.</w:t>
-      </w:r>
-    </w:p>
-    <w:p>
-      <w:pPr>
-        <w:spacing w:after="120"/>
-      </w:pPr>
-      <w:r>
-        <w:rPr>
-          <w:i w:val="false"/>
-          <w:iCs w:val="false"/>
-          <w:sz w:val="20"/>
-          <w:szCs w:val="20"/>
-        </w:rPr>
-        <w:t xml:space="preserve">Model selection will center on whether the event terms earn their place: we’ll compare each candidate model against a no-events baseline using a nested F-test and AIC/BIC, rather than relying on raw R-squared, which can look artificially strong once seasonality alone is in the model. Because this is time-ordered data, validation will use a time-based holdout — training on earlier weeks and testing on the most recent months — rather than a random split, plus standard residual diagnostics (checking for non-constant variance and autocorrelation) so we can be honest about how much to trust the reported significance levels.</w:t>
-      </w:r>
-    </w:p>
-    <w:p>
-      <w:pPr>
-        <w:spacing w:after="140" w:before="40"/>
-        <w:ind w:left="260"/>
-      </w:pPr>
-      <w:r>
-        <w:rPr>
-          <w:i/>
-          <w:iCs/>
-          <w:color w:val="595959"/>
-          <w:sz w:val="18"/>
-          <w:szCs w:val="18"/>
-        </w:rPr>
-        <w:t xml:space="preserve">Suggested figure: a ranked horizontal bar chart of estimated percent lift in weekly ordering by event and geography, color-coded by statistical significance — the main exhibit for identifying which occasions to target.</w:t>
-      </w:r>
-    </w:p>
-    <w:p>
-      <w:pPr>
         <w:pStyle w:val="Heading2"/>
-        <w:spacing w:after="80" w:before="220"/>
+        <w:spacing w:before="220" w:after="80"/>
       </w:pPr>
       <w:r>
         <w:rPr>
@@ -497,116 +508,127 @@
           <w:sz w:val="24"/>
           <w:szCs w:val="24"/>
         </w:rPr>
-        <w:t xml:space="preserve">What DEAD Can Expect</w:t>
+        <w:lastRenderedPageBreak/>
+        <w:t>Modeling Approach &amp; Validation</w:t>
       </w:r>
     </w:p>
     <w:p>
       <w:pPr>
+        <w:spacing w:after="120"/>
+      </w:pPr>
+      <w:r>
+        <w:t>The observational unit is one week within one geography (statewide, Iowa City, or Ames); the target variable is the log of total bottles ordered that week, log-transformed because sales volume is highly right-skewed. We plan to fit linear regression models only — no ensemble or black-box methods — so every coefficient has a direct, defensible interpretation for a non-technical client: each model regresses log weekly volume on a linear time trend, calendar-month fixed effects (to absorb ordinary seasonality), and a set of event/game indicators.</w:t>
+      </w:r>
+    </w:p>
+    <w:p>
+      <w:pPr>
+        <w:spacing w:after="120"/>
+      </w:pPr>
+      <w:r>
+        <w:t>Model selection will center on whether the event terms earn their place: we’ll compare each candidate model against a no-events baseline using a nested F-test and AIC/BIC, rather than relying on raw R-squared, which can look artificially strong once seasonality alone is in the model. Because this is time-ordered data, validation will use a time-based holdout — training on earlier weeks and testing on the most recent months — rather than a random split, plus standard residual diagnostics (checking for non-constant variance and autocorrelation) so we can be honest about how much to trust the reported significance levels.</w:t>
+      </w:r>
+    </w:p>
+    <w:p>
+      <w:pPr>
+        <w:spacing w:before="40" w:after="140"/>
+        <w:ind w:left="260"/>
+      </w:pPr>
+      <w:r>
+        <w:rPr>
+          <w:noProof/>
+        </w:rPr>
+        <w:drawing>
+          <wp:inline distT="0" distB="0" distL="0" distR="0" wp14:anchorId="28674BCE" wp14:editId="67BC7E5B">
+            <wp:extent cx="6013346" cy="4914900"/>
+            <wp:effectExtent l="0" t="0" r="6985" b="0"/>
+            <wp:docPr id="591577820" name="Picture 1"/>
+            <wp:cNvGraphicFramePr>
+              <a:graphicFrameLocks xmlns:a="http://schemas.openxmlformats.org/drawingml/2006/main" noChangeAspect="1"/>
+            </wp:cNvGraphicFramePr>
+            <a:graphic xmlns:a="http://schemas.openxmlformats.org/drawingml/2006/main">
+              <a:graphicData uri="http://schemas.openxmlformats.org/drawingml/2006/picture">
+                <pic:pic xmlns:pic="http://schemas.openxmlformats.org/drawingml/2006/picture">
+                  <pic:nvPicPr>
+                    <pic:cNvPr id="591577820" name="Picture 591577820"/>
+                    <pic:cNvPicPr/>
+                  </pic:nvPicPr>
+                  <pic:blipFill>
+                    <a:blip r:embed="rId6" cstate="print">
+                      <a:extLst>
+                        <a:ext uri="{28A0092B-C50C-407E-A947-70E740481C1C}">
+                          <a14:useLocalDpi xmlns:a14="http://schemas.microsoft.com/office/drawing/2010/main" val="0"/>
+                        </a:ext>
+                      </a:extLst>
+                    </a:blip>
+                    <a:stretch>
+                      <a:fillRect/>
+                    </a:stretch>
+                  </pic:blipFill>
+                  <pic:spPr>
+                    <a:xfrm>
+                      <a:off x="0" y="0"/>
+                      <a:ext cx="6022737" cy="4922575"/>
+                    </a:xfrm>
+                    <a:prstGeom prst="rect">
+                      <a:avLst/>
+                    </a:prstGeom>
+                  </pic:spPr>
+                </pic:pic>
+              </a:graphicData>
+            </a:graphic>
+          </wp:inline>
+        </w:drawing>
+      </w:r>
+    </w:p>
+    <w:p>
+      <w:pPr>
+        <w:pStyle w:val="Heading2"/>
+        <w:spacing w:before="220" w:after="80"/>
+      </w:pPr>
+      <w:r>
+        <w:rPr>
+          <w:b/>
+          <w:bCs/>
+          <w:color w:val="1F3864"/>
+          <w:sz w:val="24"/>
+          <w:szCs w:val="24"/>
+        </w:rPr>
+        <w:t>What DEAD Can Expect</w:t>
+      </w:r>
+    </w:p>
+    <w:p>
+      <w:pPr>
         <w:spacing w:after="40"/>
       </w:pPr>
       <w:r>
-        <w:rPr>
-          <w:i w:val="false"/>
-          <w:iCs w:val="false"/>
-          <w:sz w:val="20"/>
-          <w:szCs w:val="20"/>
-        </w:rPr>
-        <w:t xml:space="preserve">Our final analysis will identify which specific calendar occasions, if any, are associated with a meaningful and statistically defensible increase in alcohol ordering, ranked by size and confidence and broken out by geography where that matters. We’ll be upfront about the limits of what distribution-level data can and can’t show about actual consumer behavior, and we’ll flag any occasions where the evidence is too weak or inconsistent to act on. The goal is a short, prioritized list DEAD can use to decide when — not just whether — to run a campaign.</w:t>
+        <w:t xml:space="preserve">Our final analysis will identify which specific calendar occasions, if any, are associated with a meaningful and statistically defensible increase in alcohol ordering, ranked by size and confidence and broken out by geography where </w:t>
+      </w:r>
+      <w:proofErr w:type="gramStart"/>
+      <w:r>
+        <w:t>that matters</w:t>
+      </w:r>
+      <w:proofErr w:type="gramEnd"/>
+      <w:r>
+        <w:t>. We’ll be upfront about the limits of what distribution-level data can and can’t show about actual consumer behavior, and we’ll flag any occasions where the evidence is too weak or inconsistent to act on. The goal is a short, prioritized list DEAD can use to decide when — not just whether — to run a campaign.</w:t>
       </w:r>
     </w:p>
     <w:sectPr>
-      <w:pgSz w:w="12240" w:h="15840" w:orient="portrait"/>
+      <w:pgSz w:w="12240" w:h="15840"/>
       <w:pgMar w:top="1080" w:right="1080" w:bottom="1080" w:left="1080" w:header="708" w:footer="708" w:gutter="0"/>
-      <w:pgNumType/>
+      <w:cols w:space="720"/>
       <w:docGrid w:linePitch="360"/>
     </w:sectPr>
   </w:body>
 </w:document>
 </file>
 
-<file path=word/comments.xml><?xml version="1.0" encoding="utf-8"?>
-<w:comments xmlns:cx="http://schemas.microsoft.com/office/drawing/2014/chartex" xmlns:cx1="http://schemas.microsoft.com/office/drawing/2015/9/8/chartex" xmlns:cx2="http://schemas.microsoft.com/office/drawing/2015/10/21/chartex" xmlns:cx3="http://schemas.microsoft.com/office/drawing/2016/5/9/chartex" xmlns:cx4="http://schemas.microsoft.com/office/drawing/2016/5/10/chartex" xmlns:cx5="http://schemas.microsoft.com/office/drawing/2016/5/11/chartex" xmlns:cx6="http://schemas.microsoft.com/office/drawing/2016/5/12/chartex" xmlns:cx7="http://schemas.microsoft.com/office/drawing/2016/5/13/chartex" xmlns:cx8="http://schemas.microsoft.com/office/drawing/2016/5/14/chartex" xmlns:mc="http://schemas.openxmlformats.org/markup-compatibility/2006" xmlns:aink="http://schemas.microsoft.com/office/drawing/2016/ink" xmlns:am3d="http://schemas.microsoft.com/office/drawing/2017/model3d" xmlns:o="urn:schemas-microsoft-com:office:office" xmlns:r="http://schemas.openxmlformats.org/officeDocument/2006/relationships" xmlns:m="http://schemas.openxmlformats.org/officeDocument/2006/math" xmlns:v="urn:schemas-microsoft-com:vml" xmlns:wp14="http://schemas.microsoft.com/office/word/2010/wordprocessingDrawing" xmlns:wp="http://schemas.openxmlformats.org/drawingml/2006/wordprocessingDrawing" xmlns:w10="urn:schemas-microsoft-com:office:word" xmlns:w="http://schemas.openxmlformats.org/wordprocessingml/2006/main" xmlns:w14="http://schemas.microsoft.com/office/word/2010/wordml" xmlns:w15="http://schemas.microsoft.com/office/word/2012/wordml" xmlns:w16cex="http://schemas.microsoft.com/office/word/2018/wordml/cex" xmlns:w16cid="http://schemas.microsoft.com/office/word/2016/wordml/cid" xmlns:w16="http://schemas.microsoft.com/office/word/2018/wordml" xmlns:w16sdtdh="http://schemas.microsoft.com/office/word/2020/wordml/sdtdatahash" xmlns:w16se="http://schemas.microsoft.com/office/word/2015/wordml/symex" xmlns:wpg="http://schemas.microsoft.com/office/word/2010/wordprocessingGroup" xmlns:wpi="http://schemas.microsoft.com/office/word/2010/wordprocessingInk" xmlns:wne="http://schemas.microsoft.com/office/word/2006/wordml" xmlns:wps="http://schemas.microsoft.com/office/word/2010/wordprocessingShape"/>
-</file>
-
-<file path=word/endnotes.xml><?xml version="1.0" encoding="utf-8"?>
-<w:endnotes xmlns:wpc="http://schemas.microsoft.com/office/word/2010/wordprocessingCanvas" xmlns:mc="http://schemas.openxmlformats.org/markup-compatibility/2006" xmlns:o="urn:schemas-microsoft-com:office:office" xmlns:r="http://schemas.openxmlformats.org/officeDocument/2006/relationships" xmlns:m="http://schemas.openxmlformats.org/officeDocument/2006/math" xmlns:v="urn:schemas-microsoft-com:vml" xmlns:wp14="http://schemas.microsoft.com/office/word/2010/wordprocessingDrawing" xmlns:wp="http://schemas.openxmlformats.org/drawingml/2006/wordprocessingDrawing" xmlns:w10="urn:schemas-microsoft-com:office:word" xmlns:w="http://schemas.openxmlformats.org/wordprocessingml/2006/main" xmlns:w14="http://schemas.microsoft.com/office/word/2010/wordml" xmlns:w15="http://schemas.microsoft.com/office/word/2012/wordml" xmlns:wpg="http://schemas.microsoft.com/office/word/2010/wordprocessingGroup" xmlns:wpi="http://schemas.microsoft.com/office/word/2010/wordprocessingInk" xmlns:wne="http://schemas.microsoft.com/office/word/2006/wordml" xmlns:wps="http://schemas.microsoft.com/office/word/2010/wordprocessingShape" mc:Ignorable="w14 w15 wp14">
-  <w:endnote w:type="separator" w:id="-1">
-    <w:p>
-      <w:pPr>
-        <w:spacing w:after="0" w:line="240" w:lineRule="auto"/>
-      </w:pPr>
-      <w:r>
-        <w:rPr>
-          <w:rStyle w:val="EndnoteReference"/>
-        </w:rPr>
-        <w:endnoteRef/>
-      </w:r>
-      <w:r>
-        <w:separator/>
-      </w:r>
-    </w:p>
-  </w:endnote>
-  <w:endnote w:type="continuationSeparator" w:id="0">
-    <w:p>
-      <w:pPr>
-        <w:spacing w:after="0" w:line="240" w:lineRule="auto"/>
-      </w:pPr>
-      <w:r>
-        <w:rPr>
-          <w:rStyle w:val="EndnoteReference"/>
-        </w:rPr>
-        <w:endnoteRef/>
-      </w:r>
-      <w:r>
-        <w:continuationSeparator/>
-      </w:r>
-    </w:p>
-  </w:endnote>
-</w:endnotes>
-</file>
-
-<file path=word/footnotes.xml><?xml version="1.0" encoding="utf-8"?>
-<w:footnotes xmlns:wpc="http://schemas.microsoft.com/office/word/2010/wordprocessingCanvas" xmlns:mc="http://schemas.openxmlformats.org/markup-compatibility/2006" xmlns:o="urn:schemas-microsoft-com:office:office" xmlns:r="http://schemas.openxmlformats.org/officeDocument/2006/relationships" xmlns:m="http://schemas.openxmlformats.org/officeDocument/2006/math" xmlns:v="urn:schemas-microsoft-com:vml" xmlns:wp14="http://schemas.microsoft.com/office/word/2010/wordprocessingDrawing" xmlns:wp="http://schemas.openxmlformats.org/drawingml/2006/wordprocessingDrawing" xmlns:w10="urn:schemas-microsoft-com:office:word" xmlns:w="http://schemas.openxmlformats.org/wordprocessingml/2006/main" xmlns:w14="http://schemas.microsoft.com/office/word/2010/wordml" xmlns:w15="http://schemas.microsoft.com/office/word/2012/wordml" xmlns:wpg="http://schemas.microsoft.com/office/word/2010/wordprocessingGroup" xmlns:wpi="http://schemas.microsoft.com/office/word/2010/wordprocessingInk" xmlns:wne="http://schemas.microsoft.com/office/word/2006/wordml" xmlns:wps="http://schemas.microsoft.com/office/word/2010/wordprocessingShape" mc:Ignorable="w14 w15 wp14">
-  <w:footnote w:type="separator" w:id="-1">
-    <w:p>
-      <w:pPr>
-        <w:spacing w:after="0" w:line="240" w:lineRule="auto"/>
-      </w:pPr>
-      <w:r>
-        <w:rPr>
-          <w:rStyle w:val="FootnoteReference"/>
-        </w:rPr>
-        <w:footnoteRef/>
-      </w:r>
-      <w:r>
-        <w:separator/>
-      </w:r>
-    </w:p>
-  </w:footnote>
-  <w:footnote w:type="continuationSeparator" w:id="0">
-    <w:p>
-      <w:pPr>
-        <w:spacing w:after="0" w:line="240" w:lineRule="auto"/>
-      </w:pPr>
-      <w:r>
-        <w:rPr>
-          <w:rStyle w:val="FootnoteReference"/>
-        </w:rPr>
-        <w:footnoteRef/>
-      </w:r>
-      <w:r>
-        <w:continuationSeparator/>
-      </w:r>
-    </w:p>
-  </w:footnote>
-</w:footnotes>
-</file>
-
 <file path=word/numbering.xml><?xml version="1.0" encoding="utf-8"?>
-<w:numbering xmlns:wpc="http://schemas.microsoft.com/office/word/2010/wordprocessingCanvas" xmlns:mc="http://schemas.openxmlformats.org/markup-compatibility/2006" xmlns:o="urn:schemas-microsoft-com:office:office" xmlns:r="http://schemas.openxmlformats.org/officeDocument/2006/relationships" xmlns:m="http://schemas.openxmlformats.org/officeDocument/2006/math" xmlns:v="urn:schemas-microsoft-com:vml" xmlns:wp14="http://schemas.microsoft.com/office/word/2010/wordprocessingDrawing" xmlns:wp="http://schemas.openxmlformats.org/drawingml/2006/wordprocessingDrawing" xmlns:w10="urn:schemas-microsoft-com:office:word" xmlns:w="http://schemas.openxmlformats.org/wordprocessingml/2006/main" xmlns:w14="http://schemas.microsoft.com/office/word/2010/wordml" xmlns:w15="http://schemas.microsoft.com/office/word/2012/wordml" xmlns:wpg="http://schemas.microsoft.com/office/word/2010/wordprocessingGroup" xmlns:wpi="http://schemas.microsoft.com/office/word/2010/wordprocessingInk" xmlns:wne="http://schemas.microsoft.com/office/word/2006/wordml" xmlns:wps="http://schemas.microsoft.com/office/word/2010/wordprocessingShape" mc:Ignorable="w14 w15 wp14">
-  <w:abstractNum w:abstractNumId="1" w15:restartNumberingAfterBreak="0">
+<w:numbering xmlns:wpc="http://schemas.microsoft.com/office/word/2010/wordprocessingCanvas" xmlns:cx="http://schemas.microsoft.com/office/drawing/2014/chartex" xmlns:cx1="http://schemas.microsoft.com/office/drawing/2015/9/8/chartex" xmlns:cx2="http://schemas.microsoft.com/office/drawing/2015/10/21/chartex" xmlns:cx3="http://schemas.microsoft.com/office/drawing/2016/5/9/chartex" xmlns:cx4="http://schemas.microsoft.com/office/drawing/2016/5/10/chartex" xmlns:cx5="http://schemas.microsoft.com/office/drawing/2016/5/11/chartex" xmlns:cx6="http://schemas.microsoft.com/office/drawing/2016/5/12/chartex" xmlns:cx7="http://schemas.microsoft.com/office/drawing/2016/5/13/chartex" xmlns:cx8="http://schemas.microsoft.com/office/drawing/2016/5/14/chartex" xmlns:mc="http://schemas.openxmlformats.org/markup-compatibility/2006" xmlns:aink="http://schemas.microsoft.com/office/drawing/2016/ink" xmlns:am3d="http://schemas.microsoft.com/office/drawing/2017/model3d" xmlns:o="urn:schemas-microsoft-com:office:office" xmlns:oel="http://schemas.microsoft.com/office/2019/extlst" xmlns:r="http://schemas.openxmlformats.org/officeDocument/2006/relationships" xmlns:m="http://schemas.openxmlformats.org/officeDocument/2006/math" xmlns:v="urn:schemas-microsoft-com:vml" xmlns:wp14="http://schemas.microsoft.com/office/word/2010/wordprocessingDrawing" xmlns:wp="http://schemas.openxmlformats.org/drawingml/2006/wordprocessingDrawing" xmlns:w10="urn:schemas-microsoft-com:office:word" xmlns:w="http://schemas.openxmlformats.org/wordprocessingml/2006/main" xmlns:w14="http://schemas.microsoft.com/office/word/2010/wordml" xmlns:w15="http://schemas.microsoft.com/office/word/2012/wordml" xmlns:w16cex="http://schemas.microsoft.com/office/word/2018/wordml/cex" xmlns:w16cid="http://schemas.microsoft.com/office/word/2016/wordml/cid" xmlns:w16="http://schemas.microsoft.com/office/word/2018/wordml" xmlns:w16du="http://schemas.microsoft.com/office/word/2023/wordml/word16du" xmlns:w16sdtdh="http://schemas.microsoft.com/office/word/2020/wordml/sdtdatahash" xmlns:w16sdtfl="http://schemas.microsoft.com/office/word/2024/wordml/sdtformatlock" xmlns:w16se="http://schemas.microsoft.com/office/word/2015/wordml/symex" xmlns:wpg="http://schemas.microsoft.com/office/word/2010/wordprocessingGroup" xmlns:wpi="http://schemas.microsoft.com/office/word/2010/wordprocessingInk" xmlns:wne="http://schemas.microsoft.com/office/word/2006/wordml" xmlns:wps="http://schemas.microsoft.com/office/word/2010/wordprocessingShape" mc:Ignorable="w14 w15 w16se w16cid w16 w16cex w16sdtdh w16sdtfl w16du wp14">
+  <w:abstractNum w:abstractNumId="0" w15:restartNumberingAfterBreak="0">
+    <w:nsid w:val="49D06EE6"/>
     <w:multiLevelType w:val="hybridMultilevel"/>
-    <w:lvl w:ilvl="0" w15:tentative="1">
+    <w:tmpl w:val="6750CF42"/>
+    <w:lvl w:ilvl="0" w:tplc="8B768E8A">
       <w:start w:val="1"/>
       <w:numFmt w:val="bullet"/>
       <w:lvlText w:val="●"/>
@@ -615,7 +637,7 @@
         <w:ind w:left="720" w:hanging="360"/>
       </w:pPr>
     </w:lvl>
-    <w:lvl w:ilvl="1" w15:tentative="1">
+    <w:lvl w:ilvl="1" w:tplc="B084233C">
       <w:start w:val="1"/>
       <w:numFmt w:val="bullet"/>
       <w:lvlText w:val="○"/>
@@ -624,7 +646,7 @@
         <w:ind w:left="1440" w:hanging="360"/>
       </w:pPr>
     </w:lvl>
-    <w:lvl w:ilvl="2" w15:tentative="1">
+    <w:lvl w:ilvl="2" w:tplc="3D72BA00">
       <w:start w:val="1"/>
       <w:numFmt w:val="bullet"/>
       <w:lvlText w:val="■"/>
@@ -633,7 +655,7 @@
         <w:ind w:left="2160" w:hanging="360"/>
       </w:pPr>
     </w:lvl>
-    <w:lvl w:ilvl="3" w15:tentative="1">
+    <w:lvl w:ilvl="3" w:tplc="061A93A2">
       <w:start w:val="1"/>
       <w:numFmt w:val="bullet"/>
       <w:lvlText w:val="●"/>
@@ -642,7 +664,7 @@
         <w:ind w:left="2880" w:hanging="360"/>
       </w:pPr>
     </w:lvl>
-    <w:lvl w:ilvl="4" w15:tentative="1">
+    <w:lvl w:ilvl="4" w:tplc="230ABF96">
       <w:start w:val="1"/>
       <w:numFmt w:val="bullet"/>
       <w:lvlText w:val="○"/>
@@ -651,7 +673,7 @@
         <w:ind w:left="3600" w:hanging="360"/>
       </w:pPr>
     </w:lvl>
-    <w:lvl w:ilvl="5" w15:tentative="1">
+    <w:lvl w:ilvl="5" w:tplc="8AA2CF40">
       <w:start w:val="1"/>
       <w:numFmt w:val="bullet"/>
       <w:lvlText w:val="■"/>
@@ -660,7 +682,7 @@
         <w:ind w:left="4320" w:hanging="360"/>
       </w:pPr>
     </w:lvl>
-    <w:lvl w:ilvl="6" w15:tentative="1">
+    <w:lvl w:ilvl="6" w:tplc="762A8486">
       <w:start w:val="1"/>
       <w:numFmt w:val="bullet"/>
       <w:lvlText w:val="●"/>
@@ -669,7 +691,7 @@
         <w:ind w:left="5040" w:hanging="360"/>
       </w:pPr>
     </w:lvl>
-    <w:lvl w:ilvl="7" w15:tentative="1">
+    <w:lvl w:ilvl="7" w:tplc="B330ACA2">
       <w:start w:val="1"/>
       <w:numFmt w:val="bullet"/>
       <w:lvlText w:val="●"/>
@@ -678,7 +700,7 @@
         <w:ind w:left="5760" w:hanging="360"/>
       </w:pPr>
     </w:lvl>
-    <w:lvl w:ilvl="8" w15:tentative="1">
+    <w:lvl w:ilvl="8" w:tplc="63426832">
       <w:start w:val="1"/>
       <w:numFmt w:val="bullet"/>
       <w:lvlText w:val="●"/>
@@ -688,8 +710,8 @@
       </w:pPr>
     </w:lvl>
   </w:abstractNum>
-  <w:num w:numId="1">
-    <w:abstractNumId w:val="1"/>
+  <w:num w:numId="1" w16cid:durableId="447089826">
+    <w:abstractNumId w:val="0"/>
     <w:lvlOverride w:ilvl="0">
       <w:startOverride w:val="1"/>
     </w:lvlOverride>
@@ -698,87 +720,519 @@
 </file>
 
 <file path=word/styles.xml><?xml version="1.0" encoding="utf-8"?>
-<w:styles xmlns:mc="http://schemas.openxmlformats.org/markup-compatibility/2006" xmlns:r="http://schemas.openxmlformats.org/officeDocument/2006/relationships" xmlns:w="http://schemas.openxmlformats.org/wordprocessingml/2006/main" xmlns:w14="http://schemas.microsoft.com/office/word/2010/wordml" xmlns:w15="http://schemas.microsoft.com/office/word/2012/wordml" mc:Ignorable="w14 w15">
+<w:styles xmlns:mc="http://schemas.openxmlformats.org/markup-compatibility/2006" xmlns:r="http://schemas.openxmlformats.org/officeDocument/2006/relationships" xmlns:w="http://schemas.openxmlformats.org/wordprocessingml/2006/main" xmlns:w14="http://schemas.microsoft.com/office/word/2010/wordml" xmlns:w15="http://schemas.microsoft.com/office/word/2012/wordml" xmlns:w16cex="http://schemas.microsoft.com/office/word/2018/wordml/cex" xmlns:w16cid="http://schemas.microsoft.com/office/word/2016/wordml/cid" xmlns:w16="http://schemas.microsoft.com/office/word/2018/wordml" xmlns:w16du="http://schemas.microsoft.com/office/word/2023/wordml/word16du" xmlns:w16sdtdh="http://schemas.microsoft.com/office/word/2020/wordml/sdtdatahash" xmlns:w16sdtfl="http://schemas.microsoft.com/office/word/2024/wordml/sdtformatlock" xmlns:w16se="http://schemas.microsoft.com/office/word/2015/wordml/symex" mc:Ignorable="w14 w15 w16se w16cid w16 w16cex w16sdtdh w16sdtfl w16du">
   <w:docDefaults>
-    <w:rPrDefault/>
+    <w:rPrDefault>
+      <w:rPr>
+        <w:rFonts w:ascii="Times New Roman" w:eastAsia="Times New Roman" w:hAnsi="Times New Roman" w:cs="Times New Roman"/>
+        <w:lang w:val="en-US" w:eastAsia="en-US" w:bidi="ar-SA"/>
+      </w:rPr>
+    </w:rPrDefault>
     <w:pPrDefault/>
   </w:docDefaults>
+  <w:latentStyles w:defLockedState="0" w:defUIPriority="99" w:defSemiHidden="0" w:defUnhideWhenUsed="0" w:defQFormat="0" w:count="376">
+    <w:lsdException w:name="Normal" w:uiPriority="0" w:qFormat="1"/>
+    <w:lsdException w:name="heading 1" w:uiPriority="9" w:qFormat="1"/>
+    <w:lsdException w:name="heading 2" w:semiHidden="1" w:uiPriority="9" w:unhideWhenUsed="1" w:qFormat="1"/>
+    <w:lsdException w:name="heading 3" w:semiHidden="1" w:uiPriority="9" w:unhideWhenUsed="1" w:qFormat="1"/>
+    <w:lsdException w:name="heading 4" w:semiHidden="1" w:uiPriority="9" w:unhideWhenUsed="1" w:qFormat="1"/>
+    <w:lsdException w:name="heading 5" w:semiHidden="1" w:uiPriority="9" w:unhideWhenUsed="1" w:qFormat="1"/>
+    <w:lsdException w:name="heading 6" w:semiHidden="1" w:uiPriority="9" w:unhideWhenUsed="1" w:qFormat="1"/>
+    <w:lsdException w:name="heading 7" w:semiHidden="1" w:uiPriority="9" w:unhideWhenUsed="1" w:qFormat="1"/>
+    <w:lsdException w:name="heading 8" w:semiHidden="1" w:uiPriority="9" w:unhideWhenUsed="1" w:qFormat="1"/>
+    <w:lsdException w:name="heading 9" w:semiHidden="1" w:uiPriority="9" w:unhideWhenUsed="1" w:qFormat="1"/>
+    <w:lsdException w:name="index 1" w:semiHidden="1" w:unhideWhenUsed="1"/>
+    <w:lsdException w:name="index 2" w:semiHidden="1" w:unhideWhenUsed="1"/>
+    <w:lsdException w:name="index 3" w:semiHidden="1" w:unhideWhenUsed="1"/>
+    <w:lsdException w:name="index 4" w:semiHidden="1" w:unhideWhenUsed="1"/>
+    <w:lsdException w:name="index 5" w:semiHidden="1" w:unhideWhenUsed="1"/>
+    <w:lsdException w:name="index 6" w:semiHidden="1" w:unhideWhenUsed="1"/>
+    <w:lsdException w:name="index 7" w:semiHidden="1" w:unhideWhenUsed="1"/>
+    <w:lsdException w:name="index 8" w:semiHidden="1" w:unhideWhenUsed="1"/>
+    <w:lsdException w:name="index 9" w:semiHidden="1" w:unhideWhenUsed="1"/>
+    <w:lsdException w:name="toc 1" w:semiHidden="1" w:uiPriority="39" w:unhideWhenUsed="1"/>
+    <w:lsdException w:name="toc 2" w:semiHidden="1" w:uiPriority="39" w:unhideWhenUsed="1"/>
+    <w:lsdException w:name="toc 3" w:semiHidden="1" w:uiPriority="39" w:unhideWhenUsed="1"/>
+    <w:lsdException w:name="toc 4" w:semiHidden="1" w:uiPriority="39" w:unhideWhenUsed="1"/>
+    <w:lsdException w:name="toc 5" w:semiHidden="1" w:uiPriority="39" w:unhideWhenUsed="1"/>
+    <w:lsdException w:name="toc 6" w:semiHidden="1" w:uiPriority="39" w:unhideWhenUsed="1"/>
+    <w:lsdException w:name="toc 7" w:semiHidden="1" w:uiPriority="39" w:unhideWhenUsed="1"/>
+    <w:lsdException w:name="toc 8" w:semiHidden="1" w:uiPriority="39" w:unhideWhenUsed="1"/>
+    <w:lsdException w:name="toc 9" w:semiHidden="1" w:uiPriority="39" w:unhideWhenUsed="1"/>
+    <w:lsdException w:name="Normal Indent" w:semiHidden="1" w:unhideWhenUsed="1"/>
+    <w:lsdException w:name="footnote text" w:semiHidden="1" w:unhideWhenUsed="1"/>
+    <w:lsdException w:name="annotation text" w:semiHidden="1" w:unhideWhenUsed="1"/>
+    <w:lsdException w:name="header" w:semiHidden="1" w:unhideWhenUsed="1"/>
+    <w:lsdException w:name="footer" w:semiHidden="1" w:unhideWhenUsed="1"/>
+    <w:lsdException w:name="index heading" w:semiHidden="1" w:unhideWhenUsed="1"/>
+    <w:lsdException w:name="caption" w:semiHidden="1" w:uiPriority="35" w:unhideWhenUsed="1" w:qFormat="1"/>
+    <w:lsdException w:name="table of figures" w:semiHidden="1" w:unhideWhenUsed="1"/>
+    <w:lsdException w:name="envelope address" w:semiHidden="1" w:unhideWhenUsed="1"/>
+    <w:lsdException w:name="envelope return" w:semiHidden="1" w:unhideWhenUsed="1"/>
+    <w:lsdException w:name="footnote reference" w:semiHidden="1" w:unhideWhenUsed="1"/>
+    <w:lsdException w:name="annotation reference" w:semiHidden="1" w:unhideWhenUsed="1"/>
+    <w:lsdException w:name="line number" w:semiHidden="1" w:unhideWhenUsed="1"/>
+    <w:lsdException w:name="page number" w:semiHidden="1" w:unhideWhenUsed="1"/>
+    <w:lsdException w:name="endnote reference" w:semiHidden="1" w:unhideWhenUsed="1"/>
+    <w:lsdException w:name="endnote text" w:semiHidden="1" w:unhideWhenUsed="1"/>
+    <w:lsdException w:name="table of authorities" w:semiHidden="1" w:unhideWhenUsed="1"/>
+    <w:lsdException w:name="macro" w:semiHidden="1" w:unhideWhenUsed="1"/>
+    <w:lsdException w:name="toa heading" w:semiHidden="1" w:unhideWhenUsed="1"/>
+    <w:lsdException w:name="List" w:semiHidden="1" w:unhideWhenUsed="1"/>
+    <w:lsdException w:name="List Bullet" w:semiHidden="1" w:unhideWhenUsed="1"/>
+    <w:lsdException w:name="List Number" w:semiHidden="1" w:unhideWhenUsed="1"/>
+    <w:lsdException w:name="List 2" w:semiHidden="1" w:unhideWhenUsed="1"/>
+    <w:lsdException w:name="List 3" w:semiHidden="1" w:unhideWhenUsed="1"/>
+    <w:lsdException w:name="List 4" w:semiHidden="1" w:unhideWhenUsed="1"/>
+    <w:lsdException w:name="List 5" w:semiHidden="1" w:unhideWhenUsed="1"/>
+    <w:lsdException w:name="List Bullet 2" w:semiHidden="1" w:unhideWhenUsed="1"/>
+    <w:lsdException w:name="List Bullet 3" w:semiHidden="1" w:unhideWhenUsed="1"/>
+    <w:lsdException w:name="List Bullet 4" w:semiHidden="1" w:unhideWhenUsed="1"/>
+    <w:lsdException w:name="List Bullet 5" w:semiHidden="1" w:unhideWhenUsed="1"/>
+    <w:lsdException w:name="List Number 2" w:semiHidden="1" w:unhideWhenUsed="1"/>
+    <w:lsdException w:name="List Number 3" w:semiHidden="1" w:unhideWhenUsed="1"/>
+    <w:lsdException w:name="List Number 4" w:semiHidden="1" w:unhideWhenUsed="1"/>
+    <w:lsdException w:name="List Number 5" w:semiHidden="1" w:unhideWhenUsed="1"/>
+    <w:lsdException w:name="Title" w:uiPriority="10" w:qFormat="1"/>
+    <w:lsdException w:name="Closing" w:semiHidden="1" w:unhideWhenUsed="1"/>
+    <w:lsdException w:name="Signature" w:semiHidden="1" w:unhideWhenUsed="1"/>
+    <w:lsdException w:name="Default Paragraph Font" w:semiHidden="1" w:uiPriority="1" w:unhideWhenUsed="1"/>
+    <w:lsdException w:name="Body Text" w:semiHidden="1" w:unhideWhenUsed="1"/>
+    <w:lsdException w:name="Body Text Indent" w:semiHidden="1" w:unhideWhenUsed="1"/>
+    <w:lsdException w:name="List Continue" w:semiHidden="1" w:unhideWhenUsed="1"/>
+    <w:lsdException w:name="List Continue 2" w:semiHidden="1" w:unhideWhenUsed="1"/>
+    <w:lsdException w:name="List Continue 3" w:semiHidden="1" w:unhideWhenUsed="1"/>
+    <w:lsdException w:name="List Continue 4" w:semiHidden="1" w:unhideWhenUsed="1"/>
+    <w:lsdException w:name="List Continue 5" w:semiHidden="1" w:unhideWhenUsed="1"/>
+    <w:lsdException w:name="Message Header" w:semiHidden="1" w:unhideWhenUsed="1"/>
+    <w:lsdException w:name="Subtitle" w:uiPriority="11" w:qFormat="1"/>
+    <w:lsdException w:name="Salutation" w:semiHidden="1" w:unhideWhenUsed="1"/>
+    <w:lsdException w:name="Date" w:semiHidden="1" w:unhideWhenUsed="1"/>
+    <w:lsdException w:name="Body Text First Indent" w:semiHidden="1" w:unhideWhenUsed="1"/>
+    <w:lsdException w:name="Body Text First Indent 2" w:semiHidden="1" w:unhideWhenUsed="1"/>
+    <w:lsdException w:name="Note Heading" w:semiHidden="1" w:unhideWhenUsed="1"/>
+    <w:lsdException w:name="Body Text 2" w:semiHidden="1" w:unhideWhenUsed="1"/>
+    <w:lsdException w:name="Body Text 3" w:semiHidden="1" w:unhideWhenUsed="1"/>
+    <w:lsdException w:name="Body Text Indent 2" w:semiHidden="1" w:unhideWhenUsed="1"/>
+    <w:lsdException w:name="Body Text Indent 3" w:semiHidden="1" w:unhideWhenUsed="1"/>
+    <w:lsdException w:name="Block Text" w:semiHidden="1" w:unhideWhenUsed="1"/>
+    <w:lsdException w:name="Hyperlink" w:semiHidden="1" w:unhideWhenUsed="1"/>
+    <w:lsdException w:name="FollowedHyperlink" w:semiHidden="1" w:unhideWhenUsed="1"/>
+    <w:lsdException w:name="Strong" w:uiPriority="22" w:qFormat="1"/>
+    <w:lsdException w:name="Emphasis" w:uiPriority="20" w:qFormat="1"/>
+    <w:lsdException w:name="Document Map" w:semiHidden="1" w:unhideWhenUsed="1"/>
+    <w:lsdException w:name="Plain Text" w:semiHidden="1" w:unhideWhenUsed="1"/>
+    <w:lsdException w:name="E-mail Signature" w:semiHidden="1" w:unhideWhenUsed="1"/>
+    <w:lsdException w:name="HTML Top of Form" w:semiHidden="1" w:unhideWhenUsed="1"/>
+    <w:lsdException w:name="HTML Bottom of Form" w:semiHidden="1" w:unhideWhenUsed="1"/>
+    <w:lsdException w:name="Normal (Web)" w:semiHidden="1" w:unhideWhenUsed="1"/>
+    <w:lsdException w:name="HTML Acronym" w:semiHidden="1" w:unhideWhenUsed="1"/>
+    <w:lsdException w:name="HTML Address" w:semiHidden="1" w:unhideWhenUsed="1"/>
+    <w:lsdException w:name="HTML Cite" w:semiHidden="1" w:unhideWhenUsed="1"/>
+    <w:lsdException w:name="HTML Code" w:semiHidden="1" w:unhideWhenUsed="1"/>
+    <w:lsdException w:name="HTML Definition" w:semiHidden="1" w:unhideWhenUsed="1"/>
+    <w:lsdException w:name="HTML Keyboard" w:semiHidden="1" w:unhideWhenUsed="1"/>
+    <w:lsdException w:name="HTML Preformatted" w:semiHidden="1" w:unhideWhenUsed="1"/>
+    <w:lsdException w:name="HTML Sample" w:semiHidden="1" w:unhideWhenUsed="1"/>
+    <w:lsdException w:name="HTML Typewriter" w:semiHidden="1" w:unhideWhenUsed="1"/>
+    <w:lsdException w:name="HTML Variable" w:semiHidden="1" w:unhideWhenUsed="1"/>
+    <w:lsdException w:name="Normal Table" w:semiHidden="1" w:unhideWhenUsed="1"/>
+    <w:lsdException w:name="annotation subject" w:semiHidden="1" w:unhideWhenUsed="1"/>
+    <w:lsdException w:name="No List" w:semiHidden="1" w:unhideWhenUsed="1"/>
+    <w:lsdException w:name="Outline List 1" w:semiHidden="1" w:unhideWhenUsed="1"/>
+    <w:lsdException w:name="Outline List 2" w:semiHidden="1" w:unhideWhenUsed="1"/>
+    <w:lsdException w:name="Outline List 3" w:semiHidden="1" w:unhideWhenUsed="1"/>
+    <w:lsdException w:name="Table Simple 1" w:semiHidden="1" w:unhideWhenUsed="1"/>
+    <w:lsdException w:name="Table Simple 2" w:semiHidden="1" w:unhideWhenUsed="1"/>
+    <w:lsdException w:name="Table Simple 3" w:semiHidden="1" w:unhideWhenUsed="1"/>
+    <w:lsdException w:name="Table Classic 1" w:semiHidden="1" w:unhideWhenUsed="1"/>
+    <w:lsdException w:name="Table Classic 2" w:semiHidden="1" w:unhideWhenUsed="1"/>
+    <w:lsdException w:name="Table Classic 3" w:semiHidden="1" w:unhideWhenUsed="1"/>
+    <w:lsdException w:name="Table Classic 4" w:semiHidden="1" w:unhideWhenUsed="1"/>
+    <w:lsdException w:name="Table Colorful 1" w:semiHidden="1" w:unhideWhenUsed="1"/>
+    <w:lsdException w:name="Table Colorful 2" w:semiHidden="1" w:unhideWhenUsed="1"/>
+    <w:lsdException w:name="Table Colorful 3" w:semiHidden="1" w:unhideWhenUsed="1"/>
+    <w:lsdException w:name="Table Columns 1" w:semiHidden="1" w:unhideWhenUsed="1"/>
+    <w:lsdException w:name="Table Columns 2" w:semiHidden="1" w:unhideWhenUsed="1"/>
+    <w:lsdException w:name="Table Columns 3" w:semiHidden="1" w:unhideWhenUsed="1"/>
+    <w:lsdException w:name="Table Columns 4" w:semiHidden="1" w:unhideWhenUsed="1"/>
+    <w:lsdException w:name="Table Columns 5" w:semiHidden="1" w:unhideWhenUsed="1"/>
+    <w:lsdException w:name="Table Grid 1" w:semiHidden="1" w:unhideWhenUsed="1"/>
+    <w:lsdException w:name="Table Grid 2" w:semiHidden="1" w:unhideWhenUsed="1"/>
+    <w:lsdException w:name="Table Grid 3" w:semiHidden="1" w:unhideWhenUsed="1"/>
+    <w:lsdException w:name="Table Grid 4" w:semiHidden="1" w:unhideWhenUsed="1"/>
+    <w:lsdException w:name="Table Grid 5" w:semiHidden="1" w:unhideWhenUsed="1"/>
+    <w:lsdException w:name="Table Grid 6" w:semiHidden="1" w:unhideWhenUsed="1"/>
+    <w:lsdException w:name="Table Grid 7" w:semiHidden="1" w:unhideWhenUsed="1"/>
+    <w:lsdException w:name="Table Grid 8" w:semiHidden="1" w:unhideWhenUsed="1"/>
+    <w:lsdException w:name="Table List 1" w:semiHidden="1" w:unhideWhenUsed="1"/>
+    <w:lsdException w:name="Table List 2" w:semiHidden="1" w:unhideWhenUsed="1"/>
+    <w:lsdException w:name="Table List 3" w:semiHidden="1" w:unhideWhenUsed="1"/>
+    <w:lsdException w:name="Table List 4" w:semiHidden="1" w:unhideWhenUsed="1"/>
+    <w:lsdException w:name="Table List 5" w:semiHidden="1" w:unhideWhenUsed="1"/>
+    <w:lsdException w:name="Table List 6" w:semiHidden="1" w:unhideWhenUsed="1"/>
+    <w:lsdException w:name="Table List 7" w:semiHidden="1" w:unhideWhenUsed="1"/>
+    <w:lsdException w:name="Table List 8" w:semiHidden="1" w:unhideWhenUsed="1"/>
+    <w:lsdException w:name="Table 3D effects 1" w:semiHidden="1" w:unhideWhenUsed="1"/>
+    <w:lsdException w:name="Table 3D effects 2" w:semiHidden="1" w:unhideWhenUsed="1"/>
+    <w:lsdException w:name="Table 3D effects 3" w:semiHidden="1" w:unhideWhenUsed="1"/>
+    <w:lsdException w:name="Table Contemporary" w:semiHidden="1" w:unhideWhenUsed="1"/>
+    <w:lsdException w:name="Table Elegant" w:semiHidden="1" w:unhideWhenUsed="1"/>
+    <w:lsdException w:name="Table Professional" w:semiHidden="1" w:unhideWhenUsed="1"/>
+    <w:lsdException w:name="Table Subtle 1" w:semiHidden="1" w:unhideWhenUsed="1"/>
+    <w:lsdException w:name="Table Subtle 2" w:semiHidden="1" w:unhideWhenUsed="1"/>
+    <w:lsdException w:name="Table Web 1" w:semiHidden="1" w:unhideWhenUsed="1"/>
+    <w:lsdException w:name="Table Web 2" w:semiHidden="1" w:unhideWhenUsed="1"/>
+    <w:lsdException w:name="Table Web 3" w:semiHidden="1" w:unhideWhenUsed="1"/>
+    <w:lsdException w:name="Balloon Text" w:semiHidden="1" w:unhideWhenUsed="1"/>
+    <w:lsdException w:name="Table Grid" w:uiPriority="39"/>
+    <w:lsdException w:name="Table Theme" w:semiHidden="1" w:unhideWhenUsed="1"/>
+    <w:lsdException w:name="Placeholder Text" w:semiHidden="1"/>
+    <w:lsdException w:name="No Spacing" w:uiPriority="1" w:qFormat="1"/>
+    <w:lsdException w:name="Light Shading" w:uiPriority="60"/>
+    <w:lsdException w:name="Light List" w:uiPriority="61"/>
+    <w:lsdException w:name="Light Grid" w:uiPriority="62"/>
+    <w:lsdException w:name="Medium Shading 1" w:uiPriority="63"/>
+    <w:lsdException w:name="Medium Shading 2" w:uiPriority="64"/>
+    <w:lsdException w:name="Medium List 1" w:uiPriority="65"/>
+    <w:lsdException w:name="Medium List 2" w:uiPriority="66"/>
+    <w:lsdException w:name="Medium Grid 1" w:uiPriority="67"/>
+    <w:lsdException w:name="Medium Grid 2" w:uiPriority="68"/>
+    <w:lsdException w:name="Medium Grid 3" w:uiPriority="69"/>
+    <w:lsdException w:name="Dark List" w:uiPriority="70"/>
+    <w:lsdException w:name="Colorful Shading" w:uiPriority="71"/>
+    <w:lsdException w:name="Colorful List" w:uiPriority="72"/>
+    <w:lsdException w:name="Colorful Grid" w:uiPriority="73"/>
+    <w:lsdException w:name="Light Shading Accent 1" w:uiPriority="60"/>
+    <w:lsdException w:name="Light List Accent 1" w:uiPriority="61"/>
+    <w:lsdException w:name="Light Grid Accent 1" w:uiPriority="62"/>
+    <w:lsdException w:name="Medium Shading 1 Accent 1" w:uiPriority="63"/>
+    <w:lsdException w:name="Medium Shading 2 Accent 1" w:uiPriority="64"/>
+    <w:lsdException w:name="Medium List 1 Accent 1" w:uiPriority="65"/>
+    <w:lsdException w:name="Revision" w:semiHidden="1"/>
+    <w:lsdException w:name="List Paragraph" w:uiPriority="34" w:qFormat="1"/>
+    <w:lsdException w:name="Quote" w:uiPriority="29" w:qFormat="1"/>
+    <w:lsdException w:name="Intense Quote" w:uiPriority="30" w:qFormat="1"/>
+    <w:lsdException w:name="Medium List 2 Accent 1" w:uiPriority="66"/>
+    <w:lsdException w:name="Medium Grid 1 Accent 1" w:uiPriority="67"/>
+    <w:lsdException w:name="Medium Grid 2 Accent 1" w:uiPriority="68"/>
+    <w:lsdException w:name="Medium Grid 3 Accent 1" w:uiPriority="69"/>
+    <w:lsdException w:name="Dark List Accent 1" w:uiPriority="70"/>
+    <w:lsdException w:name="Colorful Shading Accent 1" w:uiPriority="71"/>
+    <w:lsdException w:name="Colorful List Accent 1" w:uiPriority="72"/>
+    <w:lsdException w:name="Colorful Grid Accent 1" w:uiPriority="73"/>
+    <w:lsdException w:name="Light Shading Accent 2" w:uiPriority="60"/>
+    <w:lsdException w:name="Light List Accent 2" w:uiPriority="61"/>
+    <w:lsdException w:name="Light Grid Accent 2" w:uiPriority="62"/>
+    <w:lsdException w:name="Medium Shading 1 Accent 2" w:uiPriority="63"/>
+    <w:lsdException w:name="Medium Shading 2 Accent 2" w:uiPriority="64"/>
+    <w:lsdException w:name="Medium List 1 Accent 2" w:uiPriority="65"/>
+    <w:lsdException w:name="Medium List 2 Accent 2" w:uiPriority="66"/>
+    <w:lsdException w:name="Medium Grid 1 Accent 2" w:uiPriority="67"/>
+    <w:lsdException w:name="Medium Grid 2 Accent 2" w:uiPriority="68"/>
+    <w:lsdException w:name="Medium Grid 3 Accent 2" w:uiPriority="69"/>
+    <w:lsdException w:name="Dark List Accent 2" w:uiPriority="70"/>
+    <w:lsdException w:name="Colorful Shading Accent 2" w:uiPriority="71"/>
+    <w:lsdException w:name="Colorful List Accent 2" w:uiPriority="72"/>
+    <w:lsdException w:name="Colorful Grid Accent 2" w:uiPriority="73"/>
+    <w:lsdException w:name="Light Shading Accent 3" w:uiPriority="60"/>
+    <w:lsdException w:name="Light List Accent 3" w:uiPriority="61"/>
+    <w:lsdException w:name="Light Grid Accent 3" w:uiPriority="62"/>
+    <w:lsdException w:name="Medium Shading 1 Accent 3" w:uiPriority="63"/>
+    <w:lsdException w:name="Medium Shading 2 Accent 3" w:uiPriority="64"/>
+    <w:lsdException w:name="Medium List 1 Accent 3" w:uiPriority="65"/>
+    <w:lsdException w:name="Medium List 2 Accent 3" w:uiPriority="66"/>
+    <w:lsdException w:name="Medium Grid 1 Accent 3" w:uiPriority="67"/>
+    <w:lsdException w:name="Medium Grid 2 Accent 3" w:uiPriority="68"/>
+    <w:lsdException w:name="Medium Grid 3 Accent 3" w:uiPriority="69"/>
+    <w:lsdException w:name="Dark List Accent 3" w:uiPriority="70"/>
+    <w:lsdException w:name="Colorful Shading Accent 3" w:uiPriority="71"/>
+    <w:lsdException w:name="Colorful List Accent 3" w:uiPriority="72"/>
+    <w:lsdException w:name="Colorful Grid Accent 3" w:uiPriority="73"/>
+    <w:lsdException w:name="Light Shading Accent 4" w:uiPriority="60"/>
+    <w:lsdException w:name="Light List Accent 4" w:uiPriority="61"/>
+    <w:lsdException w:name="Light Grid Accent 4" w:uiPriority="62"/>
+    <w:lsdException w:name="Medium Shading 1 Accent 4" w:uiPriority="63"/>
+    <w:lsdException w:name="Medium Shading 2 Accent 4" w:uiPriority="64"/>
+    <w:lsdException w:name="Medium List 1 Accent 4" w:uiPriority="65"/>
+    <w:lsdException w:name="Medium List 2 Accent 4" w:uiPriority="66"/>
+    <w:lsdException w:name="Medium Grid 1 Accent 4" w:uiPriority="67"/>
+    <w:lsdException w:name="Medium Grid 2 Accent 4" w:uiPriority="68"/>
+    <w:lsdException w:name="Medium Grid 3 Accent 4" w:uiPriority="69"/>
+    <w:lsdException w:name="Dark List Accent 4" w:uiPriority="70"/>
+    <w:lsdException w:name="Colorful Shading Accent 4" w:uiPriority="71"/>
+    <w:lsdException w:name="Colorful List Accent 4" w:uiPriority="72"/>
+    <w:lsdException w:name="Colorful Grid Accent 4" w:uiPriority="73"/>
+    <w:lsdException w:name="Light Shading Accent 5" w:uiPriority="60"/>
+    <w:lsdException w:name="Light List Accent 5" w:uiPriority="61"/>
+    <w:lsdException w:name="Light Grid Accent 5" w:uiPriority="62"/>
+    <w:lsdException w:name="Medium Shading 1 Accent 5" w:uiPriority="63"/>
+    <w:lsdException w:name="Medium Shading 2 Accent 5" w:uiPriority="64"/>
+    <w:lsdException w:name="Medium List 1 Accent 5" w:uiPriority="65"/>
+    <w:lsdException w:name="Medium List 2 Accent 5" w:uiPriority="66"/>
+    <w:lsdException w:name="Medium Grid 1 Accent 5" w:uiPriority="67"/>
+    <w:lsdException w:name="Medium Grid 2 Accent 5" w:uiPriority="68"/>
+    <w:lsdException w:name="Medium Grid 3 Accent 5" w:uiPriority="69"/>
+    <w:lsdException w:name="Dark List Accent 5" w:uiPriority="70"/>
+    <w:lsdException w:name="Colorful Shading Accent 5" w:uiPriority="71"/>
+    <w:lsdException w:name="Colorful List Accent 5" w:uiPriority="72"/>
+    <w:lsdException w:name="Colorful Grid Accent 5" w:uiPriority="73"/>
+    <w:lsdException w:name="Light Shading Accent 6" w:uiPriority="60"/>
+    <w:lsdException w:name="Light List Accent 6" w:uiPriority="61"/>
+    <w:lsdException w:name="Light Grid Accent 6" w:uiPriority="62"/>
+    <w:lsdException w:name="Medium Shading 1 Accent 6" w:uiPriority="63"/>
+    <w:lsdException w:name="Medium Shading 2 Accent 6" w:uiPriority="64"/>
+    <w:lsdException w:name="Medium List 1 Accent 6" w:uiPriority="65"/>
+    <w:lsdException w:name="Medium List 2 Accent 6" w:uiPriority="66"/>
+    <w:lsdException w:name="Medium Grid 1 Accent 6" w:uiPriority="67"/>
+    <w:lsdException w:name="Medium Grid 2 Accent 6" w:uiPriority="68"/>
+    <w:lsdException w:name="Medium Grid 3 Accent 6" w:uiPriority="69"/>
+    <w:lsdException w:name="Dark List Accent 6" w:uiPriority="70"/>
+    <w:lsdException w:name="Colorful Shading Accent 6" w:uiPriority="71"/>
+    <w:lsdException w:name="Colorful List Accent 6" w:uiPriority="72"/>
+    <w:lsdException w:name="Colorful Grid Accent 6" w:uiPriority="73"/>
+    <w:lsdException w:name="Subtle Emphasis" w:uiPriority="19" w:qFormat="1"/>
+    <w:lsdException w:name="Intense Emphasis" w:uiPriority="21" w:qFormat="1"/>
+    <w:lsdException w:name="Subtle Reference" w:uiPriority="31" w:qFormat="1"/>
+    <w:lsdException w:name="Intense Reference" w:uiPriority="32" w:qFormat="1"/>
+    <w:lsdException w:name="Book Title" w:uiPriority="33" w:qFormat="1"/>
+    <w:lsdException w:name="Bibliography" w:semiHidden="1" w:uiPriority="37" w:unhideWhenUsed="1"/>
+    <w:lsdException w:name="TOC Heading" w:semiHidden="1" w:uiPriority="39" w:unhideWhenUsed="1" w:qFormat="1"/>
+    <w:lsdException w:name="Plain Table 1" w:uiPriority="41"/>
+    <w:lsdException w:name="Plain Table 2" w:uiPriority="42"/>
+    <w:lsdException w:name="Plain Table 3" w:uiPriority="43"/>
+    <w:lsdException w:name="Plain Table 4" w:uiPriority="44"/>
+    <w:lsdException w:name="Plain Table 5" w:uiPriority="45"/>
+    <w:lsdException w:name="Grid Table Light" w:uiPriority="40"/>
+    <w:lsdException w:name="Grid Table 1 Light" w:uiPriority="46"/>
+    <w:lsdException w:name="Grid Table 2" w:uiPriority="47"/>
+    <w:lsdException w:name="Grid Table 3" w:uiPriority="48"/>
+    <w:lsdException w:name="Grid Table 4" w:uiPriority="49"/>
+    <w:lsdException w:name="Grid Table 5 Dark" w:uiPriority="50"/>
+    <w:lsdException w:name="Grid Table 6 Colorful" w:uiPriority="51"/>
+    <w:lsdException w:name="Grid Table 7 Colorful" w:uiPriority="52"/>
+    <w:lsdException w:name="Grid Table 1 Light Accent 1" w:uiPriority="46"/>
+    <w:lsdException w:name="Grid Table 2 Accent 1" w:uiPriority="47"/>
+    <w:lsdException w:name="Grid Table 3 Accent 1" w:uiPriority="48"/>
+    <w:lsdException w:name="Grid Table 4 Accent 1" w:uiPriority="49"/>
+    <w:lsdException w:name="Grid Table 5 Dark Accent 1" w:uiPriority="50"/>
+    <w:lsdException w:name="Grid Table 6 Colorful Accent 1" w:uiPriority="51"/>
+    <w:lsdException w:name="Grid Table 7 Colorful Accent 1" w:uiPriority="52"/>
+    <w:lsdException w:name="Grid Table 1 Light Accent 2" w:uiPriority="46"/>
+    <w:lsdException w:name="Grid Table 2 Accent 2" w:uiPriority="47"/>
+    <w:lsdException w:name="Grid Table 3 Accent 2" w:uiPriority="48"/>
+    <w:lsdException w:name="Grid Table 4 Accent 2" w:uiPriority="49"/>
+    <w:lsdException w:name="Grid Table 5 Dark Accent 2" w:uiPriority="50"/>
+    <w:lsdException w:name="Grid Table 6 Colorful Accent 2" w:uiPriority="51"/>
+    <w:lsdException w:name="Grid Table 7 Colorful Accent 2" w:uiPriority="52"/>
+    <w:lsdException w:name="Grid Table 1 Light Accent 3" w:uiPriority="46"/>
+    <w:lsdException w:name="Grid Table 2 Accent 3" w:uiPriority="47"/>
+    <w:lsdException w:name="Grid Table 3 Accent 3" w:uiPriority="48"/>
+    <w:lsdException w:name="Grid Table 4 Accent 3" w:uiPriority="49"/>
+    <w:lsdException w:name="Grid Table 5 Dark Accent 3" w:uiPriority="50"/>
+    <w:lsdException w:name="Grid Table 6 Colorful Accent 3" w:uiPriority="51"/>
+    <w:lsdException w:name="Grid Table 7 Colorful Accent 3" w:uiPriority="52"/>
+    <w:lsdException w:name="Grid Table 1 Light Accent 4" w:uiPriority="46"/>
+    <w:lsdException w:name="Grid Table 2 Accent 4" w:uiPriority="47"/>
+    <w:lsdException w:name="Grid Table 3 Accent 4" w:uiPriority="48"/>
+    <w:lsdException w:name="Grid Table 4 Accent 4" w:uiPriority="49"/>
+    <w:lsdException w:name="Grid Table 5 Dark Accent 4" w:uiPriority="50"/>
+    <w:lsdException w:name="Grid Table 6 Colorful Accent 4" w:uiPriority="51"/>
+    <w:lsdException w:name="Grid Table 7 Colorful Accent 4" w:uiPriority="52"/>
+    <w:lsdException w:name="Grid Table 1 Light Accent 5" w:uiPriority="46"/>
+    <w:lsdException w:name="Grid Table 2 Accent 5" w:uiPriority="47"/>
+    <w:lsdException w:name="Grid Table 3 Accent 5" w:uiPriority="48"/>
+    <w:lsdException w:name="Grid Table 4 Accent 5" w:uiPriority="49"/>
+    <w:lsdException w:name="Grid Table 5 Dark Accent 5" w:uiPriority="50"/>
+    <w:lsdException w:name="Grid Table 6 Colorful Accent 5" w:uiPriority="51"/>
+    <w:lsdException w:name="Grid Table 7 Colorful Accent 5" w:uiPriority="52"/>
+    <w:lsdException w:name="Grid Table 1 Light Accent 6" w:uiPriority="46"/>
+    <w:lsdException w:name="Grid Table 2 Accent 6" w:uiPriority="47"/>
+    <w:lsdException w:name="Grid Table 3 Accent 6" w:uiPriority="48"/>
+    <w:lsdException w:name="Grid Table 4 Accent 6" w:uiPriority="49"/>
+    <w:lsdException w:name="Grid Table 5 Dark Accent 6" w:uiPriority="50"/>
+    <w:lsdException w:name="Grid Table 6 Colorful Accent 6" w:uiPriority="51"/>
+    <w:lsdException w:name="Grid Table 7 Colorful Accent 6" w:uiPriority="52"/>
+    <w:lsdException w:name="List Table 1 Light" w:uiPriority="46"/>
+    <w:lsdException w:name="List Table 2" w:uiPriority="47"/>
+    <w:lsdException w:name="List Table 3" w:uiPriority="48"/>
+    <w:lsdException w:name="List Table 4" w:uiPriority="49"/>
+    <w:lsdException w:name="List Table 5 Dark" w:uiPriority="50"/>
+    <w:lsdException w:name="List Table 6 Colorful" w:uiPriority="51"/>
+    <w:lsdException w:name="List Table 7 Colorful" w:uiPriority="52"/>
+    <w:lsdException w:name="List Table 1 Light Accent 1" w:uiPriority="46"/>
+    <w:lsdException w:name="List Table 2 Accent 1" w:uiPriority="47"/>
+    <w:lsdException w:name="List Table 3 Accent 1" w:uiPriority="48"/>
+    <w:lsdException w:name="List Table 4 Accent 1" w:uiPriority="49"/>
+    <w:lsdException w:name="List Table 5 Dark Accent 1" w:uiPriority="50"/>
+    <w:lsdException w:name="List Table 6 Colorful Accent 1" w:uiPriority="51"/>
+    <w:lsdException w:name="List Table 7 Colorful Accent 1" w:uiPriority="52"/>
+    <w:lsdException w:name="List Table 1 Light Accent 2" w:uiPriority="46"/>
+    <w:lsdException w:name="List Table 2 Accent 2" w:uiPriority="47"/>
+    <w:lsdException w:name="List Table 3 Accent 2" w:uiPriority="48"/>
+    <w:lsdException w:name="List Table 4 Accent 2" w:uiPriority="49"/>
+    <w:lsdException w:name="List Table 5 Dark Accent 2" w:uiPriority="50"/>
+    <w:lsdException w:name="List Table 6 Colorful Accent 2" w:uiPriority="51"/>
+    <w:lsdException w:name="List Table 7 Colorful Accent 2" w:uiPriority="52"/>
+    <w:lsdException w:name="List Table 1 Light Accent 3" w:uiPriority="46"/>
+    <w:lsdException w:name="List Table 2 Accent 3" w:uiPriority="47"/>
+    <w:lsdException w:name="List Table 3 Accent 3" w:uiPriority="48"/>
+    <w:lsdException w:name="List Table 4 Accent 3" w:uiPriority="49"/>
+    <w:lsdException w:name="List Table 5 Dark Accent 3" w:uiPriority="50"/>
+    <w:lsdException w:name="List Table 6 Colorful Accent 3" w:uiPriority="51"/>
+    <w:lsdException w:name="List Table 7 Colorful Accent 3" w:uiPriority="52"/>
+    <w:lsdException w:name="List Table 1 Light Accent 4" w:uiPriority="46"/>
+    <w:lsdException w:name="List Table 2 Accent 4" w:uiPriority="47"/>
+    <w:lsdException w:name="List Table 3 Accent 4" w:uiPriority="48"/>
+    <w:lsdException w:name="List Table 4 Accent 4" w:uiPriority="49"/>
+    <w:lsdException w:name="List Table 5 Dark Accent 4" w:uiPriority="50"/>
+    <w:lsdException w:name="List Table 6 Colorful Accent 4" w:uiPriority="51"/>
+    <w:lsdException w:name="List Table 7 Colorful Accent 4" w:uiPriority="52"/>
+    <w:lsdException w:name="List Table 1 Light Accent 5" w:uiPriority="46"/>
+    <w:lsdException w:name="List Table 2 Accent 5" w:uiPriority="47"/>
+    <w:lsdException w:name="List Table 3 Accent 5" w:uiPriority="48"/>
+    <w:lsdException w:name="List Table 4 Accent 5" w:uiPriority="49"/>
+    <w:lsdException w:name="List Table 5 Dark Accent 5" w:uiPriority="50"/>
+    <w:lsdException w:name="List Table 6 Colorful Accent 5" w:uiPriority="51"/>
+    <w:lsdException w:name="List Table 7 Colorful Accent 5" w:uiPriority="52"/>
+    <w:lsdException w:name="List Table 1 Light Accent 6" w:uiPriority="46"/>
+    <w:lsdException w:name="List Table 2 Accent 6" w:uiPriority="47"/>
+    <w:lsdException w:name="List Table 3 Accent 6" w:uiPriority="48"/>
+    <w:lsdException w:name="List Table 4 Accent 6" w:uiPriority="49"/>
+    <w:lsdException w:name="List Table 5 Dark Accent 6" w:uiPriority="50"/>
+    <w:lsdException w:name="List Table 6 Colorful Accent 6" w:uiPriority="51"/>
+    <w:lsdException w:name="List Table 7 Colorful Accent 6" w:uiPriority="52"/>
+    <w:lsdException w:name="Mention" w:semiHidden="1" w:unhideWhenUsed="1"/>
+    <w:lsdException w:name="Smart Hyperlink" w:semiHidden="1" w:unhideWhenUsed="1"/>
+    <w:lsdException w:name="Hashtag" w:semiHidden="1" w:unhideWhenUsed="1"/>
+    <w:lsdException w:name="Unresolved Mention" w:semiHidden="1" w:unhideWhenUsed="1"/>
+    <w:lsdException w:name="Smart Link" w:semiHidden="1" w:unhideWhenUsed="1"/>
+  </w:latentStyles>
+  <w:style w:type="paragraph" w:default="1" w:styleId="Normal">
+    <w:name w:val="Normal"/>
+    <w:qFormat/>
+  </w:style>
+  <w:style w:type="paragraph" w:styleId="Heading1">
+    <w:name w:val="heading 1"/>
+    <w:uiPriority w:val="9"/>
+    <w:qFormat/>
+    <w:pPr>
+      <w:outlineLvl w:val="0"/>
+    </w:pPr>
+    <w:rPr>
+      <w:color w:val="2E74B5"/>
+      <w:sz w:val="32"/>
+      <w:szCs w:val="32"/>
+    </w:rPr>
+  </w:style>
+  <w:style w:type="paragraph" w:styleId="Heading2">
+    <w:name w:val="heading 2"/>
+    <w:uiPriority w:val="9"/>
+    <w:unhideWhenUsed/>
+    <w:qFormat/>
+    <w:pPr>
+      <w:outlineLvl w:val="1"/>
+    </w:pPr>
+    <w:rPr>
+      <w:color w:val="2E74B5"/>
+      <w:sz w:val="26"/>
+      <w:szCs w:val="26"/>
+    </w:rPr>
+  </w:style>
+  <w:style w:type="paragraph" w:styleId="Heading3">
+    <w:name w:val="heading 3"/>
+    <w:uiPriority w:val="9"/>
+    <w:semiHidden/>
+    <w:unhideWhenUsed/>
+    <w:qFormat/>
+    <w:pPr>
+      <w:outlineLvl w:val="2"/>
+    </w:pPr>
+    <w:rPr>
+      <w:color w:val="1F4D78"/>
+      <w:sz w:val="24"/>
+      <w:szCs w:val="24"/>
+    </w:rPr>
+  </w:style>
+  <w:style w:type="paragraph" w:styleId="Heading4">
+    <w:name w:val="heading 4"/>
+    <w:uiPriority w:val="9"/>
+    <w:semiHidden/>
+    <w:unhideWhenUsed/>
+    <w:qFormat/>
+    <w:pPr>
+      <w:outlineLvl w:val="3"/>
+    </w:pPr>
+    <w:rPr>
+      <w:i/>
+      <w:iCs/>
+      <w:color w:val="2E74B5"/>
+    </w:rPr>
+  </w:style>
+  <w:style w:type="paragraph" w:styleId="Heading5">
+    <w:name w:val="heading 5"/>
+    <w:uiPriority w:val="9"/>
+    <w:semiHidden/>
+    <w:unhideWhenUsed/>
+    <w:qFormat/>
+    <w:pPr>
+      <w:outlineLvl w:val="4"/>
+    </w:pPr>
+    <w:rPr>
+      <w:color w:val="2E74B5"/>
+    </w:rPr>
+  </w:style>
+  <w:style w:type="paragraph" w:styleId="Heading6">
+    <w:name w:val="heading 6"/>
+    <w:uiPriority w:val="9"/>
+    <w:semiHidden/>
+    <w:unhideWhenUsed/>
+    <w:qFormat/>
+    <w:pPr>
+      <w:outlineLvl w:val="5"/>
+    </w:pPr>
+    <w:rPr>
+      <w:color w:val="1F4D78"/>
+    </w:rPr>
+  </w:style>
+  <w:style w:type="character" w:default="1" w:styleId="DefaultParagraphFont">
+    <w:name w:val="Default Paragraph Font"/>
+    <w:uiPriority w:val="1"/>
+    <w:semiHidden/>
+    <w:unhideWhenUsed/>
+  </w:style>
+  <w:style w:type="table" w:default="1" w:styleId="TableNormal">
+    <w:name w:val="Normal Table"/>
+    <w:uiPriority w:val="99"/>
+    <w:semiHidden/>
+    <w:unhideWhenUsed/>
+    <w:tblPr>
+      <w:tblInd w:w="0" w:type="dxa"/>
+      <w:tblCellMar>
+        <w:top w:w="0" w:type="dxa"/>
+        <w:left w:w="108" w:type="dxa"/>
+        <w:bottom w:w="0" w:type="dxa"/>
+        <w:right w:w="108" w:type="dxa"/>
+      </w:tblCellMar>
+    </w:tblPr>
+  </w:style>
+  <w:style w:type="numbering" w:default="1" w:styleId="NoList">
+    <w:name w:val="No List"/>
+    <w:uiPriority w:val="99"/>
+    <w:semiHidden/>
+    <w:unhideWhenUsed/>
+  </w:style>
   <w:style w:type="paragraph" w:styleId="Title">
     <w:name w:val="Title"/>
-    <w:basedOn w:val="Normal"/>
-    <w:next w:val="Normal"/>
+    <w:uiPriority w:val="10"/>
     <w:qFormat/>
     <w:rPr>
       <w:sz w:val="56"/>
       <w:szCs w:val="56"/>
     </w:rPr>
   </w:style>
-  <w:style w:type="paragraph" w:styleId="Heading1">
-    <w:name w:val="Heading 1"/>
-    <w:basedOn w:val="Normal"/>
-    <w:next w:val="Normal"/>
-    <w:qFormat/>
-    <w:rPr>
-      <w:color w:val="2E74B5"/>
-      <w:sz w:val="32"/>
-      <w:szCs w:val="32"/>
-    </w:rPr>
-  </w:style>
-  <w:style w:type="paragraph" w:styleId="Heading2">
-    <w:name w:val="Heading 2"/>
-    <w:basedOn w:val="Normal"/>
-    <w:next w:val="Normal"/>
-    <w:qFormat/>
-    <w:rPr>
-      <w:color w:val="2E74B5"/>
-      <w:sz w:val="26"/>
-      <w:szCs w:val="26"/>
-    </w:rPr>
-  </w:style>
-  <w:style w:type="paragraph" w:styleId="Heading3">
-    <w:name w:val="Heading 3"/>
-    <w:basedOn w:val="Normal"/>
-    <w:next w:val="Normal"/>
-    <w:qFormat/>
-    <w:rPr>
-      <w:color w:val="1F4D78"/>
-      <w:sz w:val="24"/>
-      <w:szCs w:val="24"/>
-    </w:rPr>
-  </w:style>
-  <w:style w:type="paragraph" w:styleId="Heading4">
-    <w:name w:val="Heading 4"/>
-    <w:basedOn w:val="Normal"/>
-    <w:next w:val="Normal"/>
-    <w:qFormat/>
-    <w:rPr>
-      <w:i/>
-      <w:iCs/>
-      <w:color w:val="2E74B5"/>
-    </w:rPr>
-  </w:style>
-  <w:style w:type="paragraph" w:styleId="Heading5">
-    <w:name w:val="Heading 5"/>
-    <w:basedOn w:val="Normal"/>
-    <w:next w:val="Normal"/>
-    <w:qFormat/>
-    <w:rPr>
-      <w:color w:val="2E74B5"/>
-    </w:rPr>
-  </w:style>
-  <w:style w:type="paragraph" w:styleId="Heading6">
-    <w:name w:val="Heading 6"/>
-    <w:basedOn w:val="Normal"/>
-    <w:next w:val="Normal"/>
-    <w:qFormat/>
-    <w:rPr>
-      <w:color w:val="1F4D78"/>
-    </w:rPr>
-  </w:style>
-  <w:style w:type="paragraph" w:styleId="Strong">
-    <w:name w:val="Strong"/>
-    <w:basedOn w:val="Normal"/>
-    <w:next w:val="Normal"/>
+  <w:style w:type="paragraph" w:customStyle="1" w:styleId="Strong1">
+    <w:name w:val="Strong1"/>
     <w:qFormat/>
     <w:rPr>
       <w:b/>
@@ -787,12 +1241,10 @@
   </w:style>
   <w:style w:type="paragraph" w:styleId="ListParagraph">
     <w:name w:val="List Paragraph"/>
-    <w:basedOn w:val="Normal"/>
     <w:qFormat/>
   </w:style>
   <w:style w:type="character" w:styleId="Hyperlink">
     <w:name w:val="Hyperlink"/>
-    <w:basedOn w:val="DefaultParagraphFont"/>
     <w:uiPriority w:val="99"/>
     <w:unhideWhenUsed/>
     <w:rPr>
@@ -802,7 +1254,6 @@
   </w:style>
   <w:style w:type="character" w:styleId="FootnoteReference">
     <w:name w:val="footnote reference"/>
-    <w:basedOn w:val="DefaultParagraphFont"/>
     <w:uiPriority w:val="99"/>
     <w:semiHidden/>
     <w:unhideWhenUsed/>
@@ -812,22 +1263,13 @@
   </w:style>
   <w:style w:type="paragraph" w:styleId="FootnoteText">
     <w:name w:val="footnote text"/>
-    <w:basedOn w:val="Normal"/>
     <w:link w:val="FootnoteTextChar"/>
     <w:uiPriority w:val="99"/>
     <w:semiHidden/>
     <w:unhideWhenUsed/>
-    <w:pPr>
-      <w:spacing w:after="0" w:line="240" w:lineRule="auto"/>
-    </w:pPr>
-    <w:rPr>
-      <w:sz w:val="20"/>
-      <w:szCs w:val="20"/>
-    </w:rPr>
-  </w:style>
-  <w:style w:type="character" w:styleId="FootnoteTextChar">
+  </w:style>
+  <w:style w:type="character" w:customStyle="1" w:styleId="FootnoteTextChar">
     <w:name w:val="Footnote Text Char"/>
-    <w:basedOn w:val="DefaultParagraphFont"/>
     <w:link w:val="FootnoteText"/>
     <w:uiPriority w:val="99"/>
     <w:semiHidden/>
@@ -839,7 +1281,6 @@
   </w:style>
   <w:style w:type="character" w:styleId="EndnoteReference">
     <w:name w:val="endnote reference"/>
-    <w:basedOn w:val="DefaultParagraphFont"/>
     <w:uiPriority w:val="99"/>
     <w:semiHidden/>
     <w:unhideWhenUsed/>
@@ -849,22 +1290,13 @@
   </w:style>
   <w:style w:type="paragraph" w:styleId="EndnoteText">
     <w:name w:val="endnote text"/>
-    <w:basedOn w:val="Normal"/>
     <w:link w:val="EndnoteTextChar"/>
     <w:uiPriority w:val="99"/>
     <w:semiHidden/>
     <w:unhideWhenUsed/>
-    <w:pPr>
-      <w:spacing w:after="0" w:line="240" w:lineRule="auto"/>
-    </w:pPr>
-    <w:rPr>
-      <w:sz w:val="20"/>
-      <w:szCs w:val="20"/>
-    </w:rPr>
-  </w:style>
-  <w:style w:type="character" w:styleId="EndnoteTextChar">
+  </w:style>
+  <w:style w:type="character" w:customStyle="1" w:styleId="EndnoteTextChar">
     <w:name w:val="Endnote Text Char"/>
-    <w:basedOn w:val="DefaultParagraphFont"/>
     <w:link w:val="EndnoteText"/>
     <w:uiPriority w:val="99"/>
     <w:semiHidden/>
@@ -875,4 +1307,319 @@
     </w:rPr>
   </w:style>
 </w:styles>
+</file>
+
+<file path=word/theme/theme1.xml><?xml version="1.0" encoding="utf-8"?>
+<a:theme xmlns:a="http://schemas.openxmlformats.org/drawingml/2006/main" name="Office Theme">
+  <a:themeElements>
+    <a:clrScheme name="Office">
+      <a:dk1>
+        <a:sysClr val="windowText" lastClr="000000"/>
+      </a:dk1>
+      <a:lt1>
+        <a:sysClr val="window" lastClr="FFFFFF"/>
+      </a:lt1>
+      <a:dk2>
+        <a:srgbClr val="0E2841"/>
+      </a:dk2>
+      <a:lt2>
+        <a:srgbClr val="E8E8E8"/>
+      </a:lt2>
+      <a:accent1>
+        <a:srgbClr val="156082"/>
+      </a:accent1>
+      <a:accent2>
+        <a:srgbClr val="E97132"/>
+      </a:accent2>
+      <a:accent3>
+        <a:srgbClr val="196B24"/>
+      </a:accent3>
+      <a:accent4>
+        <a:srgbClr val="0F9ED5"/>
+      </a:accent4>
+      <a:accent5>
+        <a:srgbClr val="A02B93"/>
+      </a:accent5>
+      <a:accent6>
+        <a:srgbClr val="4EA72E"/>
+      </a:accent6>
+      <a:hlink>
+        <a:srgbClr val="467886"/>
+      </a:hlink>
+      <a:folHlink>
+        <a:srgbClr val="96607D"/>
+      </a:folHlink>
+    </a:clrScheme>
+    <a:fontScheme name="Office">
+      <a:majorFont>
+        <a:latin typeface="Aptos Display" panose="02110004020202020204"/>
+        <a:ea typeface=""/>
+        <a:cs typeface=""/>
+        <a:font script="Jpan" typeface="游ゴシック Light"/>
+        <a:font script="Hang" typeface="맑은 고딕"/>
+        <a:font script="Hans" typeface="等线 Light"/>
+        <a:font script="Hant" typeface="新細明體"/>
+        <a:font script="Arab" typeface="Times New Roman"/>
+        <a:font script="Hebr" typeface="Times New Roman"/>
+        <a:font script="Thai" typeface="Angsana New"/>
+        <a:font script="Ethi" typeface="Nyala"/>
+        <a:font script="Beng" typeface="Vrinda"/>
+        <a:font script="Gujr" typeface="Shruti"/>
+        <a:font script="Khmr" typeface="MoolBoran"/>
+        <a:font script="Knda" typeface="Tunga"/>
+        <a:font script="Guru" typeface="Raavi"/>
+        <a:font script="Cans" typeface="Euphemia"/>
+        <a:font script="Cher" typeface="Plantagenet Cherokee"/>
+        <a:font script="Yiii" typeface="Microsoft Yi Baiti"/>
+        <a:font script="Tibt" typeface="Microsoft Himalaya"/>
+        <a:font script="Thaa" typeface="MV Boli"/>
+        <a:font script="Deva" typeface="Mangal"/>
+        <a:font script="Telu" typeface="Gautami"/>
+        <a:font script="Taml" typeface="Latha"/>
+        <a:font script="Syrc" typeface="Estrangelo Edessa"/>
+        <a:font script="Orya" typeface="Kalinga"/>
+        <a:font script="Mlym" typeface="Kartika"/>
+        <a:font script="Laoo" typeface="DokChampa"/>
+        <a:font script="Sinh" typeface="Iskoola Pota"/>
+        <a:font script="Mong" typeface="Mongolian Baiti"/>
+        <a:font script="Viet" typeface="Times New Roman"/>
+        <a:font script="Uigh" typeface="Microsoft Uighur"/>
+        <a:font script="Geor" typeface="Sylfaen"/>
+        <a:font script="Armn" typeface="Arial"/>
+        <a:font script="Bugi" typeface="Leelawadee UI"/>
+        <a:font script="Bopo" typeface="Microsoft JhengHei"/>
+        <a:font script="Java" typeface="Javanese Text"/>
+        <a:font script="Lisu" typeface="Segoe UI"/>
+        <a:font script="Mymr" typeface="Myanmar Text"/>
+        <a:font script="Nkoo" typeface="Ebrima"/>
+        <a:font script="Olck" typeface="Nirmala UI"/>
+        <a:font script="Osma" typeface="Ebrima"/>
+        <a:font script="Phag" typeface="Phagspa"/>
+        <a:font script="Syrn" typeface="Estrangelo Edessa"/>
+        <a:font script="Syrj" typeface="Estrangelo Edessa"/>
+        <a:font script="Syre" typeface="Estrangelo Edessa"/>
+        <a:font script="Sora" typeface="Nirmala UI"/>
+        <a:font script="Tale" typeface="Microsoft Tai Le"/>
+        <a:font script="Talu" typeface="Microsoft New Tai Lue"/>
+        <a:font script="Tfng" typeface="Ebrima"/>
+      </a:majorFont>
+      <a:minorFont>
+        <a:latin typeface="Aptos" panose="02110004020202020204"/>
+        <a:ea typeface=""/>
+        <a:cs typeface=""/>
+        <a:font script="Jpan" typeface="游明朝"/>
+        <a:font script="Hang" typeface="맑은 고딕"/>
+        <a:font script="Hans" typeface="等线"/>
+        <a:font script="Hant" typeface="新細明體"/>
+        <a:font script="Arab" typeface="Arial"/>
+        <a:font script="Hebr" typeface="Arial"/>
+        <a:font script="Thai" typeface="Cordia New"/>
+        <a:font script="Ethi" typeface="Nyala"/>
+        <a:font script="Beng" typeface="Vrinda"/>
+        <a:font script="Gujr" typeface="Shruti"/>
+        <a:font script="Khmr" typeface="DaunPenh"/>
+        <a:font script="Knda" typeface="Tunga"/>
+        <a:font script="Guru" typeface="Raavi"/>
+        <a:font script="Cans" typeface="Euphemia"/>
+        <a:font script="Cher" typeface="Plantagenet Cherokee"/>
+        <a:font script="Yiii" typeface="Microsoft Yi Baiti"/>
+        <a:font script="Tibt" typeface="Microsoft Himalaya"/>
+        <a:font script="Thaa" typeface="MV Boli"/>
+        <a:font script="Deva" typeface="Mangal"/>
+        <a:font script="Telu" typeface="Gautami"/>
+        <a:font script="Taml" typeface="Latha"/>
+        <a:font script="Syrc" typeface="Estrangelo Edessa"/>
+        <a:font script="Orya" typeface="Kalinga"/>
+        <a:font script="Mlym" typeface="Kartika"/>
+        <a:font script="Laoo" typeface="DokChampa"/>
+        <a:font script="Sinh" typeface="Iskoola Pota"/>
+        <a:font script="Mong" typeface="Mongolian Baiti"/>
+        <a:font script="Viet" typeface="Arial"/>
+        <a:font script="Uigh" typeface="Microsoft Uighur"/>
+        <a:font script="Geor" typeface="Sylfaen"/>
+        <a:font script="Armn" typeface="Arial"/>
+        <a:font script="Bugi" typeface="Leelawadee UI"/>
+        <a:font script="Bopo" typeface="Microsoft JhengHei"/>
+        <a:font script="Java" typeface="Javanese Text"/>
+        <a:font script="Lisu" typeface="Segoe UI"/>
+        <a:font script="Mymr" typeface="Myanmar Text"/>
+        <a:font script="Nkoo" typeface="Ebrima"/>
+        <a:font script="Olck" typeface="Nirmala UI"/>
+        <a:font script="Osma" typeface="Ebrima"/>
+        <a:font script="Phag" typeface="Phagspa"/>
+        <a:font script="Syrn" typeface="Estrangelo Edessa"/>
+        <a:font script="Syrj" typeface="Estrangelo Edessa"/>
+        <a:font script="Syre" typeface="Estrangelo Edessa"/>
+        <a:font script="Sora" typeface="Nirmala UI"/>
+        <a:font script="Tale" typeface="Microsoft Tai Le"/>
+        <a:font script="Talu" typeface="Microsoft New Tai Lue"/>
+        <a:font script="Tfng" typeface="Ebrima"/>
+      </a:minorFont>
+    </a:fontScheme>
+    <a:fmtScheme name="Office">
+      <a:fillStyleLst>
+        <a:solidFill>
+          <a:schemeClr val="phClr"/>
+        </a:solidFill>
+        <a:gradFill rotWithShape="1">
+          <a:gsLst>
+            <a:gs pos="0">
+              <a:schemeClr val="phClr">
+                <a:lumMod val="110000"/>
+                <a:satMod val="105000"/>
+                <a:tint val="67000"/>
+              </a:schemeClr>
+            </a:gs>
+            <a:gs pos="50000">
+              <a:schemeClr val="phClr">
+                <a:lumMod val="105000"/>
+                <a:satMod val="103000"/>
+                <a:tint val="73000"/>
+              </a:schemeClr>
+            </a:gs>
+            <a:gs pos="100000">
+              <a:schemeClr val="phClr">
+                <a:lumMod val="105000"/>
+                <a:satMod val="109000"/>
+                <a:tint val="81000"/>
+              </a:schemeClr>
+            </a:gs>
+          </a:gsLst>
+          <a:lin ang="5400000" scaled="0"/>
+        </a:gradFill>
+        <a:gradFill rotWithShape="1">
+          <a:gsLst>
+            <a:gs pos="0">
+              <a:schemeClr val="phClr">
+                <a:satMod val="103000"/>
+                <a:lumMod val="102000"/>
+                <a:tint val="94000"/>
+              </a:schemeClr>
+            </a:gs>
+            <a:gs pos="50000">
+              <a:schemeClr val="phClr">
+                <a:satMod val="110000"/>
+                <a:lumMod val="100000"/>
+                <a:shade val="100000"/>
+              </a:schemeClr>
+            </a:gs>
+            <a:gs pos="100000">
+              <a:schemeClr val="phClr">
+                <a:lumMod val="99000"/>
+                <a:satMod val="120000"/>
+                <a:shade val="78000"/>
+              </a:schemeClr>
+            </a:gs>
+          </a:gsLst>
+          <a:lin ang="5400000" scaled="0"/>
+        </a:gradFill>
+      </a:fillStyleLst>
+      <a:lnStyleLst>
+        <a:ln w="12700" cap="flat" cmpd="sng" algn="ctr">
+          <a:solidFill>
+            <a:schemeClr val="phClr"/>
+          </a:solidFill>
+          <a:prstDash val="solid"/>
+          <a:miter lim="800000"/>
+        </a:ln>
+        <a:ln w="19050" cap="flat" cmpd="sng" algn="ctr">
+          <a:solidFill>
+            <a:schemeClr val="phClr"/>
+          </a:solidFill>
+          <a:prstDash val="solid"/>
+          <a:miter lim="800000"/>
+        </a:ln>
+        <a:ln w="25400" cap="flat" cmpd="sng" algn="ctr">
+          <a:solidFill>
+            <a:schemeClr val="phClr"/>
+          </a:solidFill>
+          <a:prstDash val="solid"/>
+          <a:miter lim="800000"/>
+        </a:ln>
+      </a:lnStyleLst>
+      <a:effectStyleLst>
+        <a:effectStyle>
+          <a:effectLst/>
+        </a:effectStyle>
+        <a:effectStyle>
+          <a:effectLst/>
+        </a:effectStyle>
+        <a:effectStyle>
+          <a:effectLst>
+            <a:outerShdw blurRad="57150" dist="19050" dir="5400000" algn="ctr" rotWithShape="0">
+              <a:srgbClr val="000000">
+                <a:alpha val="63000"/>
+              </a:srgbClr>
+            </a:outerShdw>
+          </a:effectLst>
+        </a:effectStyle>
+      </a:effectStyleLst>
+      <a:bgFillStyleLst>
+        <a:solidFill>
+          <a:schemeClr val="phClr"/>
+        </a:solidFill>
+        <a:solidFill>
+          <a:schemeClr val="phClr">
+            <a:tint val="95000"/>
+            <a:satMod val="170000"/>
+          </a:schemeClr>
+        </a:solidFill>
+        <a:gradFill rotWithShape="1">
+          <a:gsLst>
+            <a:gs pos="0">
+              <a:schemeClr val="phClr">
+                <a:tint val="93000"/>
+                <a:satMod val="150000"/>
+                <a:shade val="98000"/>
+                <a:lumMod val="102000"/>
+              </a:schemeClr>
+            </a:gs>
+            <a:gs pos="50000">
+              <a:schemeClr val="phClr">
+                <a:tint val="98000"/>
+                <a:satMod val="130000"/>
+                <a:shade val="90000"/>
+                <a:lumMod val="103000"/>
+              </a:schemeClr>
+            </a:gs>
+            <a:gs pos="100000">
+              <a:schemeClr val="phClr">
+                <a:shade val="63000"/>
+                <a:satMod val="120000"/>
+              </a:schemeClr>
+            </a:gs>
+          </a:gsLst>
+          <a:lin ang="5400000" scaled="0"/>
+        </a:gradFill>
+      </a:bgFillStyleLst>
+    </a:fmtScheme>
+  </a:themeElements>
+  <a:objectDefaults>
+    <a:lnDef>
+      <a:spPr/>
+      <a:bodyPr/>
+      <a:lstStyle/>
+      <a:style>
+        <a:lnRef idx="2">
+          <a:schemeClr val="accent1"/>
+        </a:lnRef>
+        <a:fillRef idx="0">
+          <a:schemeClr val="accent1"/>
+        </a:fillRef>
+        <a:effectRef idx="1">
+          <a:schemeClr val="accent1"/>
+        </a:effectRef>
+        <a:fontRef idx="minor">
+          <a:schemeClr val="tx1"/>
+        </a:fontRef>
+      </a:style>
+    </a:lnDef>
+  </a:objectDefaults>
+  <a:extraClrSchemeLst/>
+  <a:extLst>
+    <a:ext uri="{05A4C25C-085E-4340-85A3-A5531E510DB2}">
+      <thm15:themeFamily xmlns:thm15="http://schemas.microsoft.com/office/thememl/2012/main" name="Office Theme" id="{2E142A2C-CD16-42D6-873A-C26D2A0506FA}" vid="{1BDDFF52-6CD6-40A5-AB3C-68EB2F1E4D0A}"/>
+    </a:ext>
+  </a:extLst>
+</a:theme>
 </file>